--- a/app/uploads/templates/SOFA-NGOCHAN/contract_ac649e49.docx
+++ b/app/uploads/templates/SOFA-NGOCHAN/contract_ac649e49.docx
@@ -61,7 +61,7 @@
                 <w:caps w:val="0"/>
                 <w:smallCaps w:val="0"/>
                 <w:color w:val="000000" w:themeColor="text1" w:themeTint="FF" w:themeShade="FF"/>
-                <w:sz w:val="22"/>
+                <w:sz w:val="26"/>
                 <w:szCs w:val="22"/>
                 <w:lang w:val="vi"/>
               </w:rPr>
@@ -99,7 +99,7 @@
                 <w:caps w:val="0"/>
                 <w:smallCaps w:val="0"/>
                 <w:color w:val="000000" w:themeColor="text1" w:themeTint="FF" w:themeShade="FF"/>
-                <w:sz w:val="22"/>
+                <w:sz w:val="26"/>
                 <w:szCs w:val="22"/>
                 <w:lang w:val="vi"/>
               </w:rPr>
@@ -138,13 +138,38 @@
                 <w:caps w:val="0"/>
                 <w:smallCaps w:val="0"/>
                 <w:color w:val="000000" w:themeColor="text1" w:themeTint="FF" w:themeShade="FF"/>
-                <w:sz w:val="22"/>
+                <w:sz w:val="26"/>
                 <w:szCs w:val="22"/>
                 <w:lang w:val="vi"/>
               </w:rPr>
               <w:t>ĐT</w:t>
             </w:r>
             <w:r>
+              <w:rPr>
+                <w:rFonts w:ascii="Times New Roman" w:hAnsi="Times New Roman" w:eastAsia="Times New Roman" w:cs="Times New Roman"/>
+                <w:b w:val="0"/>
+                <w:bCs w:val="0"/>
+                <w:i w:val="0"/>
+                <w:iCs w:val="0"/>
+                <w:caps w:val="0"/>
+                <w:smallCaps w:val="0"/>
+                <w:color w:val="000000" w:themeColor="text1" w:themeTint="FF" w:themeShade="FF"/>
+                <w:sz w:val="26"/>
+                <w:szCs w:val="22"/>
+                <w:lang w:val="vi"/>
+              </w:rPr>
+              <w:t>: {{ company_phone }}</w:t>
+            </w:r>
+          </w:p>
+          <w:p>
+            <w:pPr>
+              <w:pStyle w:val="Header"/>
+              <w:tabs>
+                <w:tab w:val="center" w:leader="none" w:pos="4680"/>
+                <w:tab w:val="right" w:leader="none" w:pos="9360"/>
+              </w:tabs>
+              <w:spacing w:after="0" w:line="240" w:lineRule="auto"/>
+              <w:jc w:val="center"/>
               <w:rPr>
                 <w:rFonts w:ascii="Times New Roman" w:hAnsi="Times New Roman" w:eastAsia="Times New Roman" w:cs="Times New Roman"/>
                 <w:b w:val="0"/>
@@ -156,9 +181,39 @@
                 <w:color w:val="000000" w:themeColor="text1" w:themeTint="FF" w:themeShade="FF"/>
                 <w:sz w:val="22"/>
                 <w:szCs w:val="22"/>
+              </w:rPr>
+            </w:pPr>
+            <w:r>
+              <w:rPr>
+                <w:rFonts w:ascii="Times New Roman" w:hAnsi="Times New Roman" w:eastAsia="Times New Roman" w:cs="Times New Roman"/>
+                <w:b w:val="1"/>
+                <w:bCs w:val="1"/>
+                <w:i w:val="0"/>
+                <w:iCs w:val="0"/>
+                <w:caps w:val="0"/>
+                <w:smallCaps w:val="0"/>
+                <w:color w:val="000000" w:themeColor="text1" w:themeTint="FF" w:themeShade="FF"/>
+                <w:sz w:val="26"/>
+                <w:szCs w:val="22"/>
                 <w:lang w:val="vi"/>
               </w:rPr>
-              <w:t>: {{ company_phone }}</w:t>
+              <w:t>MST</w:t>
+            </w:r>
+            <w:r>
+              <w:rPr>
+                <w:rFonts w:ascii="Times New Roman" w:hAnsi="Times New Roman" w:eastAsia="Times New Roman" w:cs="Times New Roman"/>
+                <w:b w:val="0"/>
+                <w:bCs w:val="0"/>
+                <w:i w:val="0"/>
+                <w:iCs w:val="0"/>
+                <w:caps w:val="0"/>
+                <w:smallCaps w:val="0"/>
+                <w:color w:val="000000" w:themeColor="text1" w:themeTint="FF" w:themeShade="FF"/>
+                <w:sz w:val="26"/>
+                <w:szCs w:val="22"/>
+                <w:lang w:val="vi"/>
+              </w:rPr>
+              <w:t>: {{ company_tax_code }}</w:t>
             </w:r>
           </w:p>
           <w:p>
@@ -193,13 +248,44 @@
                 <w:caps w:val="0"/>
                 <w:smallCaps w:val="0"/>
                 <w:color w:val="000000" w:themeColor="text1" w:themeTint="FF" w:themeShade="FF"/>
-                <w:sz w:val="22"/>
+                <w:sz w:val="26"/>
                 <w:szCs w:val="22"/>
                 <w:lang w:val="vi"/>
               </w:rPr>
-              <w:t>MST</w:t>
-            </w:r>
-            <w:r>
+              <w:t>Email</w:t>
+            </w:r>
+            <w:r>
+              <w:rPr>
+                <w:rFonts w:ascii="Times New Roman" w:hAnsi="Times New Roman" w:eastAsia="Times New Roman" w:cs="Times New Roman"/>
+                <w:b w:val="0"/>
+                <w:bCs w:val="0"/>
+                <w:i w:val="0"/>
+                <w:iCs w:val="0"/>
+                <w:caps w:val="0"/>
+                <w:smallCaps w:val="0"/>
+                <w:color w:val="000000" w:themeColor="text1" w:themeTint="FF" w:themeShade="FF"/>
+                <w:sz w:val="26"/>
+                <w:szCs w:val="22"/>
+                <w:lang w:val="vi"/>
+              </w:rPr>
+              <w:t>: {{ company_email }}</w:t>
+            </w:r>
+          </w:p>
+        </w:tc>
+        <w:tc>
+          <w:tcPr>
+            <w:tcW w:w="4995" w:type="dxa"/>
+            <w:tcMar/>
+          </w:tcPr>
+          <w:p>
+            <w:pPr>
+              <w:pStyle w:val="Header"/>
+              <w:tabs>
+                <w:tab w:val="center" w:leader="none" w:pos="4680"/>
+                <w:tab w:val="right" w:leader="none" w:pos="9360"/>
+              </w:tabs>
+              <w:spacing w:after="0" w:line="240" w:lineRule="auto"/>
+              <w:jc w:val="center"/>
               <w:rPr>
                 <w:rFonts w:ascii="Times New Roman" w:hAnsi="Times New Roman" w:eastAsia="Times New Roman" w:cs="Times New Roman"/>
                 <w:b w:val="0"/>
@@ -211,9 +297,23 @@
                 <w:color w:val="000000" w:themeColor="text1" w:themeTint="FF" w:themeShade="FF"/>
                 <w:sz w:val="22"/>
                 <w:szCs w:val="22"/>
+              </w:rPr>
+            </w:pPr>
+            <w:r>
+              <w:rPr>
+                <w:rFonts w:ascii="Times New Roman" w:hAnsi="Times New Roman" w:eastAsia="Times New Roman" w:cs="Times New Roman"/>
+                <w:b w:val="1"/>
+                <w:bCs w:val="1"/>
+                <w:i w:val="0"/>
+                <w:iCs w:val="0"/>
+                <w:caps w:val="0"/>
+                <w:smallCaps w:val="0"/>
+                <w:color w:val="000000" w:themeColor="text1" w:themeTint="FF" w:themeShade="FF"/>
+                <w:sz w:val="26"/>
+                <w:szCs w:val="22"/>
                 <w:lang w:val="vi"/>
               </w:rPr>
-              <w:t>: {{ company_tax_code }}</w:t>
+              <w:t>CỘNG HÒA XÃ HỘI CHỦ NGHĨA VIỆT NAM</w:t>
             </w:r>
           </w:p>
           <w:p>
@@ -248,13 +348,21 @@
                 <w:caps w:val="0"/>
                 <w:smallCaps w:val="0"/>
                 <w:color w:val="000000" w:themeColor="text1" w:themeTint="FF" w:themeShade="FF"/>
-                <w:sz w:val="22"/>
+                <w:sz w:val="26"/>
                 <w:szCs w:val="22"/>
                 <w:lang w:val="vi"/>
               </w:rPr>
-              <w:t>Email</w:t>
-            </w:r>
-            <w:r>
+              <w:t>Độc lập - Tự do - Hạnh phúc</w:t>
+            </w:r>
+          </w:p>
+          <w:p>
+            <w:pPr>
+              <w:tabs>
+                <w:tab w:val="center" w:leader="none" w:pos="4680"/>
+                <w:tab w:val="right" w:leader="none" w:pos="9360"/>
+              </w:tabs>
+              <w:spacing w:after="0" w:line="240" w:lineRule="auto"/>
+              <w:jc w:val="center"/>
               <w:rPr>
                 <w:rFonts w:ascii="Times New Roman" w:hAnsi="Times New Roman" w:eastAsia="Times New Roman" w:cs="Times New Roman"/>
                 <w:b w:val="0"/>
@@ -266,20 +374,11 @@
                 <w:color w:val="000000" w:themeColor="text1" w:themeTint="FF" w:themeShade="FF"/>
                 <w:sz w:val="22"/>
                 <w:szCs w:val="22"/>
-                <w:lang w:val="vi"/>
-              </w:rPr>
-              <w:t>: {{ company_email }}</w:t>
-            </w:r>
-          </w:p>
-        </w:tc>
-        <w:tc>
-          <w:tcPr>
-            <w:tcW w:w="4995" w:type="dxa"/>
-            <w:tcMar/>
-          </w:tcPr>
-          <w:p>
-            <w:pPr>
-              <w:pStyle w:val="Header"/>
+              </w:rPr>
+            </w:pPr>
+          </w:p>
+          <w:p>
+            <w:pPr>
               <w:tabs>
                 <w:tab w:val="center" w:leader="none" w:pos="4680"/>
                 <w:tab w:val="right" w:leader="none" w:pos="9360"/>
@@ -299,22 +398,6 @@
                 <w:szCs w:val="22"/>
               </w:rPr>
             </w:pPr>
-            <w:r>
-              <w:rPr>
-                <w:rFonts w:ascii="Times New Roman" w:hAnsi="Times New Roman" w:eastAsia="Times New Roman" w:cs="Times New Roman"/>
-                <w:b w:val="1"/>
-                <w:bCs w:val="1"/>
-                <w:i w:val="0"/>
-                <w:iCs w:val="0"/>
-                <w:caps w:val="0"/>
-                <w:smallCaps w:val="0"/>
-                <w:color w:val="000000" w:themeColor="text1" w:themeTint="FF" w:themeShade="FF"/>
-                <w:sz w:val="22"/>
-                <w:szCs w:val="22"/>
-                <w:lang w:val="vi"/>
-              </w:rPr>
-              <w:t>CỘNG HÒA XÃ HỘI CHỦ NGHĨA VIỆT NAM</w:t>
-            </w:r>
           </w:p>
           <w:p>
             <w:pPr>
@@ -324,7 +407,7 @@
                 <w:tab w:val="right" w:leader="none" w:pos="9360"/>
               </w:tabs>
               <w:spacing w:after="0" w:line="240" w:lineRule="auto"/>
-              <w:jc w:val="center"/>
+              <w:jc w:val="right"/>
               <w:rPr>
                 <w:rFonts w:ascii="Times New Roman" w:hAnsi="Times New Roman" w:eastAsia="Times New Roman" w:cs="Times New Roman"/>
                 <w:b w:val="0"/>
@@ -341,86 +424,19 @@
             <w:r>
               <w:rPr>
                 <w:rFonts w:ascii="Times New Roman" w:hAnsi="Times New Roman" w:eastAsia="Times New Roman" w:cs="Times New Roman"/>
-                <w:b w:val="1"/>
-                <w:bCs w:val="1"/>
-                <w:i w:val="0"/>
-                <w:iCs w:val="0"/>
+                <w:b w:val="0"/>
+                <w:bCs w:val="0"/>
+                <w:i w:val="1"/>
+                <w:iCs w:val="1"/>
                 <w:caps w:val="0"/>
                 <w:smallCaps w:val="0"/>
                 <w:color w:val="000000" w:themeColor="text1" w:themeTint="FF" w:themeShade="FF"/>
-                <w:sz w:val="22"/>
+                <w:sz w:val="26"/>
                 <w:szCs w:val="22"/>
-                <w:lang w:val="vi"/>
-              </w:rPr>
-              <w:t>Độc lập - Tự do - Hạnh phúc</w:t>
-            </w:r>
-          </w:p>
-          <w:p>
-            <w:pPr>
-              <w:tabs>
-                <w:tab w:val="center" w:leader="none" w:pos="4680"/>
-                <w:tab w:val="right" w:leader="none" w:pos="9360"/>
-              </w:tabs>
-              <w:spacing w:after="0" w:line="240" w:lineRule="auto"/>
-              <w:jc w:val="center"/>
-              <w:rPr>
-                <w:rFonts w:ascii="Times New Roman" w:hAnsi="Times New Roman" w:eastAsia="Times New Roman" w:cs="Times New Roman"/>
-                <w:b w:val="0"/>
-                <w:bCs w:val="0"/>
-                <w:i w:val="0"/>
-                <w:iCs w:val="0"/>
-                <w:caps w:val="0"/>
-                <w:smallCaps w:val="0"/>
-                <w:color w:val="000000" w:themeColor="text1" w:themeTint="FF" w:themeShade="FF"/>
-                <w:sz w:val="22"/>
-                <w:szCs w:val="22"/>
-              </w:rPr>
-            </w:pPr>
-          </w:p>
-          <w:p>
-            <w:pPr>
-              <w:tabs>
-                <w:tab w:val="center" w:leader="none" w:pos="4680"/>
-                <w:tab w:val="right" w:leader="none" w:pos="9360"/>
-              </w:tabs>
-              <w:spacing w:after="0" w:line="240" w:lineRule="auto"/>
-              <w:jc w:val="center"/>
-              <w:rPr>
-                <w:rFonts w:ascii="Times New Roman" w:hAnsi="Times New Roman" w:eastAsia="Times New Roman" w:cs="Times New Roman"/>
-                <w:b w:val="0"/>
-                <w:bCs w:val="0"/>
-                <w:i w:val="0"/>
-                <w:iCs w:val="0"/>
-                <w:caps w:val="0"/>
-                <w:smallCaps w:val="0"/>
-                <w:color w:val="000000" w:themeColor="text1" w:themeTint="FF" w:themeShade="FF"/>
-                <w:sz w:val="22"/>
-                <w:szCs w:val="22"/>
-              </w:rPr>
-            </w:pPr>
-          </w:p>
-          <w:p>
-            <w:pPr>
-              <w:pStyle w:val="Header"/>
-              <w:tabs>
-                <w:tab w:val="center" w:leader="none" w:pos="4680"/>
-                <w:tab w:val="right" w:leader="none" w:pos="9360"/>
-              </w:tabs>
-              <w:spacing w:after="0" w:line="240" w:lineRule="auto"/>
-              <w:jc w:val="right"/>
-              <w:rPr>
-                <w:rFonts w:ascii="Times New Roman" w:hAnsi="Times New Roman" w:eastAsia="Times New Roman" w:cs="Times New Roman"/>
-                <w:b w:val="0"/>
-                <w:bCs w:val="0"/>
-                <w:i w:val="0"/>
-                <w:iCs w:val="0"/>
-                <w:caps w:val="0"/>
-                <w:smallCaps w:val="0"/>
-                <w:color w:val="000000" w:themeColor="text1" w:themeTint="FF" w:themeShade="FF"/>
-                <w:sz w:val="22"/>
-                <w:szCs w:val="22"/>
-              </w:rPr>
-            </w:pPr>
+                <w:lang w:val="en-US"/>
+              </w:rPr>
+              <w:t>{{ city</w:t>
+            </w:r>
             <w:r>
               <w:rPr>
                 <w:rFonts w:ascii="Times New Roman" w:hAnsi="Times New Roman" w:eastAsia="Times New Roman" w:cs="Times New Roman"/>
@@ -431,11 +447,11 @@
                 <w:caps w:val="0"/>
                 <w:smallCaps w:val="0"/>
                 <w:color w:val="000000" w:themeColor="text1" w:themeTint="FF" w:themeShade="FF"/>
-                <w:sz w:val="22"/>
+                <w:sz w:val="26"/>
                 <w:szCs w:val="22"/>
                 <w:lang w:val="en-US"/>
               </w:rPr>
-              <w:t>{{ city</w:t>
+              <w:t xml:space="preserve"> }}, </w:t>
             </w:r>
             <w:r>
               <w:rPr>
@@ -447,11 +463,11 @@
                 <w:caps w:val="0"/>
                 <w:smallCaps w:val="0"/>
                 <w:color w:val="000000" w:themeColor="text1" w:themeTint="FF" w:themeShade="FF"/>
-                <w:sz w:val="22"/>
+                <w:sz w:val="26"/>
                 <w:szCs w:val="22"/>
                 <w:lang w:val="en-US"/>
               </w:rPr>
-              <w:t xml:space="preserve"> }}, </w:t>
+              <w:t>ngày</w:t>
             </w:r>
             <w:r>
               <w:rPr>
@@ -463,11 +479,11 @@
                 <w:caps w:val="0"/>
                 <w:smallCaps w:val="0"/>
                 <w:color w:val="000000" w:themeColor="text1" w:themeTint="FF" w:themeShade="FF"/>
-                <w:sz w:val="22"/>
+                <w:sz w:val="26"/>
                 <w:szCs w:val="22"/>
                 <w:lang w:val="en-US"/>
               </w:rPr>
-              <w:t>ngày</w:t>
+              <w:t xml:space="preserve"> {{ </w:t>
             </w:r>
             <w:r>
               <w:rPr>
@@ -479,11 +495,11 @@
                 <w:caps w:val="0"/>
                 <w:smallCaps w:val="0"/>
                 <w:color w:val="000000" w:themeColor="text1" w:themeTint="FF" w:themeShade="FF"/>
-                <w:sz w:val="22"/>
+                <w:sz w:val="26"/>
                 <w:szCs w:val="22"/>
                 <w:lang w:val="en-US"/>
               </w:rPr>
-              <w:t xml:space="preserve"> {{ </w:t>
+              <w:t>quotation_day</w:t>
             </w:r>
             <w:r>
               <w:rPr>
@@ -495,11 +511,11 @@
                 <w:caps w:val="0"/>
                 <w:smallCaps w:val="0"/>
                 <w:color w:val="000000" w:themeColor="text1" w:themeTint="FF" w:themeShade="FF"/>
-                <w:sz w:val="22"/>
+                <w:sz w:val="26"/>
                 <w:szCs w:val="22"/>
                 <w:lang w:val="en-US"/>
               </w:rPr>
-              <w:t>quotation_day</w:t>
+              <w:t xml:space="preserve"> }} </w:t>
             </w:r>
             <w:r>
               <w:rPr>
@@ -511,11 +527,11 @@
                 <w:caps w:val="0"/>
                 <w:smallCaps w:val="0"/>
                 <w:color w:val="000000" w:themeColor="text1" w:themeTint="FF" w:themeShade="FF"/>
-                <w:sz w:val="22"/>
+                <w:sz w:val="26"/>
                 <w:szCs w:val="22"/>
                 <w:lang w:val="en-US"/>
               </w:rPr>
-              <w:t xml:space="preserve"> }} </w:t>
+              <w:t>tháng</w:t>
             </w:r>
             <w:r>
               <w:rPr>
@@ -527,11 +543,11 @@
                 <w:caps w:val="0"/>
                 <w:smallCaps w:val="0"/>
                 <w:color w:val="000000" w:themeColor="text1" w:themeTint="FF" w:themeShade="FF"/>
-                <w:sz w:val="22"/>
+                <w:sz w:val="26"/>
                 <w:szCs w:val="22"/>
                 <w:lang w:val="en-US"/>
               </w:rPr>
-              <w:t>tháng</w:t>
+              <w:t xml:space="preserve"> {{ </w:t>
             </w:r>
             <w:r>
               <w:rPr>
@@ -543,11 +559,11 @@
                 <w:caps w:val="0"/>
                 <w:smallCaps w:val="0"/>
                 <w:color w:val="000000" w:themeColor="text1" w:themeTint="FF" w:themeShade="FF"/>
-                <w:sz w:val="22"/>
+                <w:sz w:val="26"/>
                 <w:szCs w:val="22"/>
                 <w:lang w:val="en-US"/>
               </w:rPr>
-              <w:t xml:space="preserve"> {{ </w:t>
+              <w:t>quotation_month</w:t>
             </w:r>
             <w:r>
               <w:rPr>
@@ -559,11 +575,11 @@
                 <w:caps w:val="0"/>
                 <w:smallCaps w:val="0"/>
                 <w:color w:val="000000" w:themeColor="text1" w:themeTint="FF" w:themeShade="FF"/>
-                <w:sz w:val="22"/>
+                <w:sz w:val="26"/>
                 <w:szCs w:val="22"/>
                 <w:lang w:val="en-US"/>
               </w:rPr>
-              <w:t>quotation_month</w:t>
+              <w:t xml:space="preserve"> }} </w:t>
             </w:r>
             <w:r>
               <w:rPr>
@@ -575,11 +591,11 @@
                 <w:caps w:val="0"/>
                 <w:smallCaps w:val="0"/>
                 <w:color w:val="000000" w:themeColor="text1" w:themeTint="FF" w:themeShade="FF"/>
-                <w:sz w:val="22"/>
+                <w:sz w:val="26"/>
                 <w:szCs w:val="22"/>
                 <w:lang w:val="en-US"/>
               </w:rPr>
-              <w:t xml:space="preserve"> }} </w:t>
+              <w:t>năm</w:t>
             </w:r>
             <w:r>
               <w:rPr>
@@ -591,11 +607,11 @@
                 <w:caps w:val="0"/>
                 <w:smallCaps w:val="0"/>
                 <w:color w:val="000000" w:themeColor="text1" w:themeTint="FF" w:themeShade="FF"/>
-                <w:sz w:val="22"/>
+                <w:sz w:val="26"/>
                 <w:szCs w:val="22"/>
                 <w:lang w:val="en-US"/>
               </w:rPr>
-              <w:t>năm</w:t>
+              <w:t xml:space="preserve"> {{ </w:t>
             </w:r>
             <w:r>
               <w:rPr>
@@ -607,11 +623,11 @@
                 <w:caps w:val="0"/>
                 <w:smallCaps w:val="0"/>
                 <w:color w:val="000000" w:themeColor="text1" w:themeTint="FF" w:themeShade="FF"/>
-                <w:sz w:val="22"/>
+                <w:sz w:val="26"/>
                 <w:szCs w:val="22"/>
                 <w:lang w:val="en-US"/>
               </w:rPr>
-              <w:t xml:space="preserve"> {{ </w:t>
+              <w:t>quotation_year</w:t>
             </w:r>
             <w:r>
               <w:rPr>
@@ -623,23 +639,7 @@
                 <w:caps w:val="0"/>
                 <w:smallCaps w:val="0"/>
                 <w:color w:val="000000" w:themeColor="text1" w:themeTint="FF" w:themeShade="FF"/>
-                <w:sz w:val="22"/>
-                <w:szCs w:val="22"/>
-                <w:lang w:val="en-US"/>
-              </w:rPr>
-              <w:t>quotation_year</w:t>
-            </w:r>
-            <w:r>
-              <w:rPr>
-                <w:rFonts w:ascii="Times New Roman" w:hAnsi="Times New Roman" w:eastAsia="Times New Roman" w:cs="Times New Roman"/>
-                <w:b w:val="0"/>
-                <w:bCs w:val="0"/>
-                <w:i w:val="1"/>
-                <w:iCs w:val="1"/>
-                <w:caps w:val="0"/>
-                <w:smallCaps w:val="0"/>
-                <w:color w:val="000000" w:themeColor="text1" w:themeTint="FF" w:themeShade="FF"/>
-                <w:sz w:val="22"/>
+                <w:sz w:val="26"/>
                 <w:szCs w:val="22"/>
                 <w:lang w:val="en-US"/>
               </w:rPr>
@@ -667,9 +667,9 @@
       </w:pPr>
       <w:r>
         <w:rPr>
-          <w:rFonts w:ascii="Times New Roman" w:hAnsi="Times New Roman" w:cs="Times New Roman"/>
+          <w:rFonts w:ascii="Times New Roman" w:hAnsi="Times New Roman" w:cs="Times New Roman" w:eastAsia="Times New Roman"/>
           <w:b/>
-          <w:sz w:val="24"/>
+          <w:sz w:val="26"/>
           <w:szCs w:val="24"/>
         </w:rPr>
         <w:t>HỢP ĐỒNG DỊCH VỤ</w:t>
@@ -686,28 +686,28 @@
       </w:pPr>
       <w:r>
         <w:rPr>
-          <w:rFonts w:ascii="Times New Roman" w:hAnsi="Times New Roman" w:cs="Times New Roman"/>
+          <w:rFonts w:ascii="Times New Roman" w:hAnsi="Times New Roman" w:cs="Times New Roman" w:eastAsia="Times New Roman"/>
           <w:i/>
         </w:rPr>
         <w:t xml:space="preserve">Số: </w:t>
       </w:r>
       <w:r>
         <w:rPr>
-          <w:rFonts w:ascii="Times New Roman" w:hAnsi="Times New Roman" w:cs="Times New Roman"/>
+          <w:rFonts w:ascii="Times New Roman" w:hAnsi="Times New Roman" w:cs="Times New Roman" w:eastAsia="Times New Roman"/>
           <w:i/>
         </w:rPr>
         <w:t>{{ contract_number }}</w:t>
       </w:r>
       <w:r>
         <w:rPr>
-          <w:rFonts w:ascii="Times New Roman" w:hAnsi="Times New Roman" w:cs="Times New Roman"/>
+          <w:rFonts w:ascii="Times New Roman" w:hAnsi="Times New Roman" w:cs="Times New Roman" w:eastAsia="Times New Roman"/>
           <w:i/>
         </w:rPr>
         <w:t>/HĐDV/</w:t>
       </w:r>
       <w:r>
         <w:rPr>
-          <w:rFonts w:ascii="Times New Roman" w:hAnsi="Times New Roman" w:cs="Times New Roman"/>
+          <w:rFonts w:ascii="Times New Roman" w:hAnsi="Times New Roman" w:cs="Times New Roman" w:eastAsia="Times New Roman"/>
           <w:i/>
         </w:rPr>
         <w:t>HĐNH</w:t>
@@ -725,7 +725,7 @@
       </w:pPr>
       <w:r>
         <w:rPr>
-          <w:rFonts w:ascii="Times New Roman" w:hAnsi="Times New Roman" w:cs="Times New Roman"/>
+          <w:rFonts w:ascii="Times New Roman" w:hAnsi="Times New Roman" w:cs="Times New Roman" w:eastAsia="Times New Roman"/>
           <w:i/>
         </w:rPr>
         <w:t>Căn cứ Bộ luật dân sự số 91/2015/QH13 có hiệu lực ngày 01/01/2017 của Quốc hội nước Cộng hòa xã hội chủ nghĩa Việt Nam.</w:t>
@@ -742,7 +742,7 @@
       </w:pPr>
       <w:r>
         <w:rPr>
-          <w:rFonts w:ascii="Times New Roman" w:hAnsi="Times New Roman" w:cs="Times New Roman"/>
+          <w:rFonts w:ascii="Times New Roman" w:hAnsi="Times New Roman" w:cs="Times New Roman" w:eastAsia="Times New Roman"/>
           <w:i/>
         </w:rPr>
         <w:t>Căn cứ Luật thương mại số 36/2005/QH11 có hiệu lực ngày 01/01/2006 của Quốc hội nước Cộng hòa xã hội chủ nghĩa Việt Nam.</w:t>
@@ -759,7 +759,7 @@
       </w:pPr>
       <w:r>
         <w:rPr>
-          <w:rFonts w:ascii="Times New Roman" w:hAnsi="Times New Roman" w:cs="Times New Roman"/>
+          <w:rFonts w:ascii="Times New Roman" w:hAnsi="Times New Roman" w:cs="Times New Roman" w:eastAsia="Times New Roman"/>
           <w:i/>
         </w:rPr>
         <w:t>Căn cứ nhu cầu và khả năng các bên tham gia ký kết hợp đồng.</w:t>
@@ -778,7 +778,7 @@
       </w:pPr>
       <w:r>
         <w:rPr>
-          <w:rFonts w:ascii="Times New Roman" w:hAnsi="Times New Roman" w:cs="Times New Roman"/>
+          <w:rFonts w:ascii="Times New Roman" w:hAnsi="Times New Roman" w:cs="Times New Roman" w:eastAsia="Times New Roman"/>
           <w:i w:val="1"/>
           <w:iCs w:val="1"/>
         </w:rPr>
@@ -786,7 +786,7 @@
       </w:r>
       <w:r>
         <w:rPr>
-          <w:rFonts w:ascii="Times New Roman" w:hAnsi="Times New Roman" w:cs="Times New Roman"/>
+          <w:rFonts w:ascii="Times New Roman" w:hAnsi="Times New Roman" w:cs="Times New Roman" w:eastAsia="Times New Roman"/>
           <w:i w:val="1"/>
           <w:iCs w:val="1"/>
           <w:lang w:val="en-US"/>
@@ -795,7 +795,7 @@
       </w:r>
       <w:r>
         <w:rPr>
-          <w:rFonts w:ascii="Times New Roman" w:hAnsi="Times New Roman" w:cs="Times New Roman"/>
+          <w:rFonts w:ascii="Times New Roman" w:hAnsi="Times New Roman" w:cs="Times New Roman" w:eastAsia="Times New Roman"/>
           <w:i w:val="1"/>
           <w:iCs w:val="1"/>
           <w:lang w:val="en-US"/>
@@ -804,7 +804,7 @@
       </w:r>
       <w:r>
         <w:rPr>
-          <w:rFonts w:ascii="Times New Roman" w:hAnsi="Times New Roman" w:cs="Times New Roman"/>
+          <w:rFonts w:ascii="Times New Roman" w:hAnsi="Times New Roman" w:cs="Times New Roman" w:eastAsia="Times New Roman"/>
           <w:i w:val="1"/>
           <w:iCs w:val="1"/>
           <w:lang w:val="en-US"/>
@@ -813,7 +813,7 @@
       </w:r>
       <w:r>
         <w:rPr>
-          <w:rFonts w:ascii="Times New Roman" w:hAnsi="Times New Roman" w:cs="Times New Roman"/>
+          <w:rFonts w:ascii="Times New Roman" w:hAnsi="Times New Roman" w:cs="Times New Roman" w:eastAsia="Times New Roman"/>
           <w:i w:val="1"/>
           <w:iCs w:val="1"/>
           <w:lang w:val="en-US"/>
@@ -822,7 +822,7 @@
       </w:r>
       <w:r>
         <w:rPr>
-          <w:rFonts w:ascii="Times New Roman" w:hAnsi="Times New Roman" w:cs="Times New Roman"/>
+          <w:rFonts w:ascii="Times New Roman" w:hAnsi="Times New Roman" w:cs="Times New Roman" w:eastAsia="Times New Roman"/>
           <w:i w:val="1"/>
           <w:iCs w:val="1"/>
           <w:lang w:val="en-US"/>
@@ -831,7 +831,7 @@
       </w:r>
       <w:r>
         <w:rPr>
-          <w:rFonts w:ascii="Times New Roman" w:hAnsi="Times New Roman" w:cs="Times New Roman"/>
+          <w:rFonts w:ascii="Times New Roman" w:hAnsi="Times New Roman" w:cs="Times New Roman" w:eastAsia="Times New Roman"/>
           <w:i w:val="1"/>
           <w:iCs w:val="1"/>
           <w:lang w:val="en-US"/>
@@ -840,7 +840,7 @@
       </w:r>
       <w:r>
         <w:rPr>
-          <w:rFonts w:ascii="Times New Roman" w:hAnsi="Times New Roman" w:cs="Times New Roman"/>
+          <w:rFonts w:ascii="Times New Roman" w:hAnsi="Times New Roman" w:cs="Times New Roman" w:eastAsia="Times New Roman"/>
           <w:i w:val="1"/>
           <w:iCs w:val="1"/>
           <w:lang w:val="en-US"/>
@@ -849,7 +849,7 @@
       </w:r>
       <w:r>
         <w:rPr>
-          <w:rFonts w:ascii="Times New Roman" w:hAnsi="Times New Roman" w:cs="Times New Roman"/>
+          <w:rFonts w:ascii="Times New Roman" w:hAnsi="Times New Roman" w:cs="Times New Roman" w:eastAsia="Times New Roman"/>
           <w:i w:val="1"/>
           <w:iCs w:val="1"/>
           <w:lang w:val="en-US"/>
@@ -858,7 +858,7 @@
       </w:r>
       <w:r>
         <w:rPr>
-          <w:rFonts w:ascii="Times New Roman" w:hAnsi="Times New Roman" w:cs="Times New Roman"/>
+          <w:rFonts w:ascii="Times New Roman" w:hAnsi="Times New Roman" w:cs="Times New Roman" w:eastAsia="Times New Roman"/>
           <w:i w:val="1"/>
           <w:iCs w:val="1"/>
           <w:lang w:val="en-US"/>
@@ -867,7 +867,7 @@
       </w:r>
       <w:r>
         <w:rPr>
-          <w:rFonts w:ascii="Times New Roman" w:hAnsi="Times New Roman" w:cs="Times New Roman"/>
+          <w:rFonts w:ascii="Times New Roman" w:hAnsi="Times New Roman" w:cs="Times New Roman" w:eastAsia="Times New Roman"/>
           <w:i w:val="1"/>
           <w:iCs w:val="1"/>
           <w:lang w:val="en-US"/>
@@ -876,7 +876,7 @@
       </w:r>
       <w:r>
         <w:rPr>
-          <w:rFonts w:ascii="Times New Roman" w:hAnsi="Times New Roman" w:cs="Times New Roman"/>
+          <w:rFonts w:ascii="Times New Roman" w:hAnsi="Times New Roman" w:cs="Times New Roman" w:eastAsia="Times New Roman"/>
           <w:i w:val="1"/>
           <w:iCs w:val="1"/>
           <w:lang w:val="en-US"/>
@@ -894,20 +894,20 @@
       </w:pPr>
       <w:r>
         <w:rPr>
-          <w:rFonts w:ascii="Times New Roman" w:hAnsi="Times New Roman" w:cs="Times New Roman"/>
+          <w:rFonts w:ascii="Times New Roman" w:hAnsi="Times New Roman" w:cs="Times New Roman" w:eastAsia="Times New Roman"/>
         </w:rPr>
         <w:t xml:space="preserve">Hôm nay, </w:t>
       </w:r>
       <w:r>
         <w:rPr>
-          <w:rFonts w:ascii="Times New Roman" w:hAnsi="Times New Roman" w:cs="Times New Roman"/>
+          <w:rFonts w:ascii="Times New Roman" w:hAnsi="Times New Roman" w:cs="Times New Roman" w:eastAsia="Times New Roman"/>
           <w:iCs/>
         </w:rPr>
         <w:t xml:space="preserve">ngày {{ </w:t>
       </w:r>
       <w:r>
         <w:rPr>
-          <w:rFonts w:ascii="Times New Roman" w:hAnsi="Times New Roman" w:cs="Times New Roman"/>
+          <w:rFonts w:ascii="Times New Roman" w:hAnsi="Times New Roman" w:cs="Times New Roman" w:eastAsia="Times New Roman"/>
           <w:iCs/>
           <w:lang w:val="en-US"/>
         </w:rPr>
@@ -915,14 +915,14 @@
       </w:r>
       <w:r>
         <w:rPr>
-          <w:rFonts w:ascii="Times New Roman" w:hAnsi="Times New Roman" w:cs="Times New Roman"/>
+          <w:rFonts w:ascii="Times New Roman" w:hAnsi="Times New Roman" w:cs="Times New Roman" w:eastAsia="Times New Roman"/>
           <w:iCs/>
         </w:rPr>
         <w:t xml:space="preserve">_day }} tháng {{ </w:t>
       </w:r>
       <w:r>
         <w:rPr>
-          <w:rFonts w:ascii="Times New Roman" w:hAnsi="Times New Roman" w:cs="Times New Roman"/>
+          <w:rFonts w:ascii="Times New Roman" w:hAnsi="Times New Roman" w:cs="Times New Roman" w:eastAsia="Times New Roman"/>
           <w:iCs/>
           <w:lang w:val="en-US"/>
         </w:rPr>
@@ -930,14 +930,14 @@
       </w:r>
       <w:r>
         <w:rPr>
-          <w:rFonts w:ascii="Times New Roman" w:hAnsi="Times New Roman" w:cs="Times New Roman"/>
+          <w:rFonts w:ascii="Times New Roman" w:hAnsi="Times New Roman" w:cs="Times New Roman" w:eastAsia="Times New Roman"/>
           <w:iCs/>
         </w:rPr>
         <w:t xml:space="preserve">_month }} năm {{ </w:t>
       </w:r>
       <w:r>
         <w:rPr>
-          <w:rFonts w:ascii="Times New Roman" w:hAnsi="Times New Roman" w:cs="Times New Roman"/>
+          <w:rFonts w:ascii="Times New Roman" w:hAnsi="Times New Roman" w:cs="Times New Roman" w:eastAsia="Times New Roman"/>
           <w:iCs/>
           <w:lang w:val="en-US"/>
         </w:rPr>
@@ -945,40 +945,40 @@
       </w:r>
       <w:r>
         <w:rPr>
-          <w:rFonts w:ascii="Times New Roman" w:hAnsi="Times New Roman" w:cs="Times New Roman"/>
+          <w:rFonts w:ascii="Times New Roman" w:hAnsi="Times New Roman" w:cs="Times New Roman" w:eastAsia="Times New Roman"/>
           <w:iCs/>
         </w:rPr>
         <w:t>_year }}</w:t>
       </w:r>
       <w:r>
         <w:rPr>
-          <w:rFonts w:ascii="Times New Roman" w:hAnsi="Times New Roman" w:cs="Times New Roman"/>
+          <w:rFonts w:ascii="Times New Roman" w:hAnsi="Times New Roman" w:cs="Times New Roman" w:eastAsia="Times New Roman"/>
           <w:iCs/>
         </w:rPr>
         <w:t>,</w:t>
       </w:r>
       <w:r>
         <w:rPr>
-          <w:rFonts w:ascii="Times New Roman" w:hAnsi="Times New Roman" w:cs="Times New Roman"/>
+          <w:rFonts w:ascii="Times New Roman" w:hAnsi="Times New Roman" w:cs="Times New Roman" w:eastAsia="Times New Roman"/>
         </w:rPr>
         <w:t xml:space="preserve"> tại</w:t>
       </w:r>
       <w:r>
         <w:rPr>
-          <w:rFonts w:ascii="Times New Roman" w:hAnsi="Times New Roman" w:cs="Times New Roman"/>
+          <w:rFonts w:ascii="Times New Roman" w:hAnsi="Times New Roman" w:cs="Times New Roman" w:eastAsia="Times New Roman"/>
           <w:lang w:val="en-US"/>
         </w:rPr>
         <w:t xml:space="preserve"> </w:t>
       </w:r>
       <w:r>
         <w:rPr>
-          <w:rFonts w:ascii="Times New Roman" w:hAnsi="Times New Roman" w:cs="Times New Roman"/>
+          <w:rFonts w:ascii="Times New Roman" w:hAnsi="Times New Roman" w:cs="Times New Roman" w:eastAsia="Times New Roman"/>
         </w:rPr>
         <w:t>{{ company_name }}</w:t>
       </w:r>
       <w:r>
         <w:rPr>
-          <w:rFonts w:ascii="Times New Roman" w:hAnsi="Times New Roman" w:cs="Times New Roman"/>
+          <w:rFonts w:ascii="Times New Roman" w:hAnsi="Times New Roman" w:cs="Times New Roman" w:eastAsia="Times New Roman"/>
         </w:rPr>
         <w:t xml:space="preserve"> chúng tôi gồm có:</w:t>
       </w:r>
@@ -994,7 +994,7 @@
       </w:pPr>
       <w:r>
         <w:rPr>
-          <w:rFonts w:ascii="Times New Roman" w:hAnsi="Times New Roman" w:cs="Times New Roman"/>
+          <w:rFonts w:ascii="Times New Roman" w:hAnsi="Times New Roman" w:cs="Times New Roman" w:eastAsia="Times New Roman"/>
           <w:b/>
         </w:rPr>
         <w:t>Bên sử dụng dịch vụ (sau đây gọi tắt là bên A):</w:t>
@@ -1010,7 +1010,7 @@
       </w:pPr>
       <w:r>
         <w:rPr>
-          <w:rFonts w:ascii="Times New Roman" w:hAnsi="Times New Roman" w:cs="Times New Roman"/>
+          <w:rFonts w:ascii="Times New Roman" w:hAnsi="Times New Roman" w:cs="Times New Roman" w:eastAsia="Times New Roman"/>
           <w:b/>
           <w:bCs/>
         </w:rPr>
@@ -1018,13 +1018,13 @@
       </w:r>
       <w:r>
         <w:rPr>
-          <w:rFonts w:ascii="Times New Roman" w:hAnsi="Times New Roman" w:cs="Times New Roman"/>
+          <w:rFonts w:ascii="Times New Roman" w:hAnsi="Times New Roman" w:cs="Times New Roman" w:eastAsia="Times New Roman"/>
         </w:rPr>
         <w:t xml:space="preserve"> </w:t>
       </w:r>
       <w:r>
         <w:rPr>
-          <w:rFonts w:ascii="Times New Roman" w:hAnsi="Times New Roman" w:cs="Times New Roman"/>
+          <w:rFonts w:ascii="Times New Roman" w:hAnsi="Times New Roman" w:cs="Times New Roman" w:eastAsia="Times New Roman"/>
         </w:rPr>
         <w:t>{{ customer_name }}</w:t>
       </w:r>
@@ -1039,7 +1039,7 @@
       </w:pPr>
       <w:r>
         <w:rPr>
-          <w:rFonts w:ascii="Times New Roman" w:hAnsi="Times New Roman" w:cs="Times New Roman"/>
+          <w:rFonts w:ascii="Times New Roman" w:hAnsi="Times New Roman" w:cs="Times New Roman" w:eastAsia="Times New Roman"/>
           <w:b/>
           <w:bCs/>
         </w:rPr>
@@ -1047,13 +1047,13 @@
       </w:r>
       <w:r>
         <w:rPr>
-          <w:rFonts w:ascii="Times New Roman" w:hAnsi="Times New Roman" w:cs="Times New Roman"/>
+          <w:rFonts w:ascii="Times New Roman" w:hAnsi="Times New Roman" w:cs="Times New Roman" w:eastAsia="Times New Roman"/>
         </w:rPr>
         <w:t xml:space="preserve"> </w:t>
       </w:r>
       <w:r>
         <w:rPr>
-          <w:rFonts w:ascii="Times New Roman" w:hAnsi="Times New Roman" w:cs="Times New Roman"/>
+          <w:rFonts w:ascii="Times New Roman" w:hAnsi="Times New Roman" w:cs="Times New Roman" w:eastAsia="Times New Roman"/>
         </w:rPr>
         <w:t>{{ customer_address }}</w:t>
       </w:r>
@@ -1068,7 +1068,7 @@
       </w:pPr>
       <w:r>
         <w:rPr>
-          <w:rFonts w:ascii="Times New Roman" w:hAnsi="Times New Roman" w:cs="Times New Roman"/>
+          <w:rFonts w:ascii="Times New Roman" w:hAnsi="Times New Roman" w:cs="Times New Roman" w:eastAsia="Times New Roman"/>
           <w:b/>
           <w:bCs/>
         </w:rPr>
@@ -1076,13 +1076,13 @@
       </w:r>
       <w:r>
         <w:rPr>
-          <w:rFonts w:ascii="Times New Roman" w:hAnsi="Times New Roman" w:cs="Times New Roman"/>
+          <w:rFonts w:ascii="Times New Roman" w:hAnsi="Times New Roman" w:cs="Times New Roman" w:eastAsia="Times New Roman"/>
         </w:rPr>
         <w:t xml:space="preserve"> </w:t>
       </w:r>
       <w:r>
         <w:rPr>
-          <w:rFonts w:ascii="Times New Roman" w:hAnsi="Times New Roman" w:cs="Times New Roman"/>
+          <w:rFonts w:ascii="Times New Roman" w:hAnsi="Times New Roman" w:cs="Times New Roman" w:eastAsia="Times New Roman"/>
         </w:rPr>
         <w:t>{{ customer_tax_code }}</w:t>
       </w:r>
@@ -1097,7 +1097,7 @@
       </w:pPr>
       <w:r>
         <w:rPr>
-          <w:rFonts w:ascii="Times New Roman" w:hAnsi="Times New Roman" w:cs="Times New Roman"/>
+          <w:rFonts w:ascii="Times New Roman" w:hAnsi="Times New Roman" w:cs="Times New Roman" w:eastAsia="Times New Roman"/>
           <w:b/>
           <w:bCs/>
         </w:rPr>
@@ -1105,13 +1105,13 @@
       </w:r>
       <w:r>
         <w:rPr>
-          <w:rFonts w:ascii="Times New Roman" w:hAnsi="Times New Roman" w:cs="Times New Roman"/>
+          <w:rFonts w:ascii="Times New Roman" w:hAnsi="Times New Roman" w:cs="Times New Roman" w:eastAsia="Times New Roman"/>
         </w:rPr>
         <w:t xml:space="preserve"> </w:t>
       </w:r>
       <w:r>
         <w:rPr>
-          <w:rFonts w:ascii="Times New Roman" w:hAnsi="Times New Roman" w:cs="Times New Roman"/>
+          <w:rFonts w:ascii="Times New Roman" w:hAnsi="Times New Roman" w:cs="Times New Roman" w:eastAsia="Times New Roman"/>
         </w:rPr>
         <w:t>{{ customer_representative }}</w:t>
       </w:r>
@@ -1126,7 +1126,7 @@
       </w:pPr>
       <w:r>
         <w:rPr>
-          <w:rFonts w:ascii="Times New Roman" w:hAnsi="Times New Roman" w:cs="Times New Roman"/>
+          <w:rFonts w:ascii="Times New Roman" w:hAnsi="Times New Roman" w:cs="Times New Roman" w:eastAsia="Times New Roman"/>
           <w:b/>
           <w:bCs/>
         </w:rPr>
@@ -1134,13 +1134,13 @@
       </w:r>
       <w:r>
         <w:rPr>
-          <w:rFonts w:ascii="Times New Roman" w:hAnsi="Times New Roman" w:cs="Times New Roman"/>
+          <w:rFonts w:ascii="Times New Roman" w:hAnsi="Times New Roman" w:cs="Times New Roman" w:eastAsia="Times New Roman"/>
         </w:rPr>
         <w:t xml:space="preserve"> </w:t>
       </w:r>
       <w:r>
         <w:rPr>
-          <w:rFonts w:ascii="Times New Roman" w:hAnsi="Times New Roman" w:cs="Times New Roman"/>
+          <w:rFonts w:ascii="Times New Roman" w:hAnsi="Times New Roman" w:cs="Times New Roman" w:eastAsia="Times New Roman"/>
         </w:rPr>
         <w:t>{{ customer_representative_title }}</w:t>
       </w:r>
@@ -1155,7 +1155,7 @@
       </w:pPr>
       <w:r>
         <w:rPr>
-          <w:rFonts w:ascii="Times New Roman" w:hAnsi="Times New Roman" w:cs="Times New Roman"/>
+          <w:rFonts w:ascii="Times New Roman" w:hAnsi="Times New Roman" w:cs="Times New Roman" w:eastAsia="Times New Roman"/>
           <w:b/>
           <w:bCs/>
         </w:rPr>
@@ -1163,13 +1163,13 @@
       </w:r>
       <w:r>
         <w:rPr>
-          <w:rFonts w:ascii="Times New Roman" w:hAnsi="Times New Roman" w:cs="Times New Roman"/>
+          <w:rFonts w:ascii="Times New Roman" w:hAnsi="Times New Roman" w:cs="Times New Roman" w:eastAsia="Times New Roman"/>
         </w:rPr>
         <w:t xml:space="preserve"> </w:t>
       </w:r>
       <w:r>
         <w:rPr>
-          <w:rFonts w:ascii="Times New Roman" w:hAnsi="Times New Roman" w:cs="Times New Roman"/>
+          <w:rFonts w:ascii="Times New Roman" w:hAnsi="Times New Roman" w:cs="Times New Roman" w:eastAsia="Times New Roman"/>
         </w:rPr>
         <w:t>{{ customer_phone }}</w:t>
       </w:r>
@@ -1184,7 +1184,7 @@
       </w:pPr>
       <w:r>
         <w:rPr>
-          <w:rFonts w:ascii="Times New Roman" w:hAnsi="Times New Roman" w:cs="Times New Roman"/>
+          <w:rFonts w:ascii="Times New Roman" w:hAnsi="Times New Roman" w:cs="Times New Roman" w:eastAsia="Times New Roman"/>
           <w:b/>
           <w:bCs/>
         </w:rPr>
@@ -1192,13 +1192,13 @@
       </w:r>
       <w:r>
         <w:rPr>
-          <w:rFonts w:ascii="Times New Roman" w:hAnsi="Times New Roman" w:cs="Times New Roman"/>
+          <w:rFonts w:ascii="Times New Roman" w:hAnsi="Times New Roman" w:cs="Times New Roman" w:eastAsia="Times New Roman"/>
         </w:rPr>
         <w:t xml:space="preserve"> </w:t>
       </w:r>
       <w:r>
         <w:rPr>
-          <w:rFonts w:ascii="Times New Roman" w:hAnsi="Times New Roman" w:cs="Times New Roman"/>
+          <w:rFonts w:ascii="Times New Roman" w:hAnsi="Times New Roman" w:cs="Times New Roman" w:eastAsia="Times New Roman"/>
         </w:rPr>
         <w:t>{{ customer_email }}</w:t>
       </w:r>
@@ -1214,7 +1214,7 @@
       </w:pPr>
       <w:r>
         <w:rPr>
-          <w:rFonts w:ascii="Times New Roman" w:hAnsi="Times New Roman" w:cs="Times New Roman"/>
+          <w:rFonts w:ascii="Times New Roman" w:hAnsi="Times New Roman" w:cs="Times New Roman" w:eastAsia="Times New Roman"/>
           <w:b/>
         </w:rPr>
         <w:t>Bên cung ứng dịch vụ (sau đây gọi tắt là bên B):</w:t>
@@ -1230,7 +1230,7 @@
       </w:pPr>
       <w:r>
         <w:rPr>
-          <w:rFonts w:ascii="Times New Roman" w:hAnsi="Times New Roman" w:cs="Times New Roman"/>
+          <w:rFonts w:ascii="Times New Roman" w:hAnsi="Times New Roman" w:cs="Times New Roman" w:eastAsia="Times New Roman"/>
           <w:b/>
           <w:bCs/>
         </w:rPr>
@@ -1238,13 +1238,13 @@
       </w:r>
       <w:r>
         <w:rPr>
-          <w:rFonts w:ascii="Times New Roman" w:hAnsi="Times New Roman" w:cs="Times New Roman"/>
+          <w:rFonts w:ascii="Times New Roman" w:hAnsi="Times New Roman" w:cs="Times New Roman" w:eastAsia="Times New Roman"/>
         </w:rPr>
         <w:t xml:space="preserve"> </w:t>
       </w:r>
       <w:r>
         <w:rPr>
-          <w:rFonts w:ascii="Times New Roman" w:hAnsi="Times New Roman" w:cs="Times New Roman"/>
+          <w:rFonts w:ascii="Times New Roman" w:hAnsi="Times New Roman" w:cs="Times New Roman" w:eastAsia="Times New Roman"/>
         </w:rPr>
         <w:t>{{ company_name }}</w:t>
       </w:r>
@@ -1259,7 +1259,7 @@
       </w:pPr>
       <w:r>
         <w:rPr>
-          <w:rFonts w:ascii="Times New Roman" w:hAnsi="Times New Roman" w:cs="Times New Roman"/>
+          <w:rFonts w:ascii="Times New Roman" w:hAnsi="Times New Roman" w:cs="Times New Roman" w:eastAsia="Times New Roman"/>
           <w:b/>
           <w:bCs/>
         </w:rPr>
@@ -1267,13 +1267,13 @@
       </w:r>
       <w:r>
         <w:rPr>
-          <w:rFonts w:ascii="Times New Roman" w:hAnsi="Times New Roman" w:cs="Times New Roman"/>
+          <w:rFonts w:ascii="Times New Roman" w:hAnsi="Times New Roman" w:cs="Times New Roman" w:eastAsia="Times New Roman"/>
         </w:rPr>
         <w:t xml:space="preserve"> </w:t>
       </w:r>
       <w:r>
         <w:rPr>
-          <w:rFonts w:ascii="Times New Roman" w:hAnsi="Times New Roman" w:cs="Times New Roman"/>
+          <w:rFonts w:ascii="Times New Roman" w:hAnsi="Times New Roman" w:cs="Times New Roman" w:eastAsia="Times New Roman"/>
         </w:rPr>
         <w:t>{{ company_address }}</w:t>
       </w:r>
@@ -1288,7 +1288,7 @@
       </w:pPr>
       <w:r>
         <w:rPr>
-          <w:rFonts w:ascii="Times New Roman" w:hAnsi="Times New Roman" w:cs="Times New Roman"/>
+          <w:rFonts w:ascii="Times New Roman" w:hAnsi="Times New Roman" w:cs="Times New Roman" w:eastAsia="Times New Roman"/>
           <w:b/>
           <w:bCs/>
         </w:rPr>
@@ -1296,13 +1296,13 @@
       </w:r>
       <w:r>
         <w:rPr>
-          <w:rFonts w:ascii="Times New Roman" w:hAnsi="Times New Roman" w:cs="Times New Roman"/>
+          <w:rFonts w:ascii="Times New Roman" w:hAnsi="Times New Roman" w:cs="Times New Roman" w:eastAsia="Times New Roman"/>
         </w:rPr>
         <w:t xml:space="preserve"> </w:t>
       </w:r>
       <w:r>
         <w:rPr>
-          <w:rFonts w:ascii="Times New Roman" w:hAnsi="Times New Roman" w:cs="Times New Roman"/>
+          <w:rFonts w:ascii="Times New Roman" w:hAnsi="Times New Roman" w:cs="Times New Roman" w:eastAsia="Times New Roman"/>
         </w:rPr>
         <w:t>{{ company_tax_code }}</w:t>
       </w:r>
@@ -1317,7 +1317,7 @@
       </w:pPr>
       <w:r>
         <w:rPr>
-          <w:rFonts w:ascii="Times New Roman" w:hAnsi="Times New Roman" w:cs="Times New Roman"/>
+          <w:rFonts w:ascii="Times New Roman" w:hAnsi="Times New Roman" w:cs="Times New Roman" w:eastAsia="Times New Roman"/>
           <w:b/>
           <w:bCs/>
         </w:rPr>
@@ -1325,13 +1325,13 @@
       </w:r>
       <w:r>
         <w:rPr>
-          <w:rFonts w:ascii="Times New Roman" w:hAnsi="Times New Roman" w:cs="Times New Roman"/>
+          <w:rFonts w:ascii="Times New Roman" w:hAnsi="Times New Roman" w:cs="Times New Roman" w:eastAsia="Times New Roman"/>
         </w:rPr>
         <w:t xml:space="preserve"> </w:t>
       </w:r>
       <w:r>
         <w:rPr>
-          <w:rFonts w:ascii="Times New Roman" w:hAnsi="Times New Roman" w:cs="Times New Roman"/>
+          <w:rFonts w:ascii="Times New Roman" w:hAnsi="Times New Roman" w:cs="Times New Roman" w:eastAsia="Times New Roman"/>
         </w:rPr>
         <w:t>{{ company_representative_name }}</w:t>
       </w:r>
@@ -1346,7 +1346,7 @@
       </w:pPr>
       <w:r>
         <w:rPr>
-          <w:rFonts w:ascii="Times New Roman" w:hAnsi="Times New Roman" w:cs="Times New Roman"/>
+          <w:rFonts w:ascii="Times New Roman" w:hAnsi="Times New Roman" w:cs="Times New Roman" w:eastAsia="Times New Roman"/>
           <w:b/>
           <w:bCs/>
         </w:rPr>
@@ -1354,13 +1354,13 @@
       </w:r>
       <w:r>
         <w:rPr>
-          <w:rFonts w:ascii="Times New Roman" w:hAnsi="Times New Roman" w:cs="Times New Roman"/>
+          <w:rFonts w:ascii="Times New Roman" w:hAnsi="Times New Roman" w:cs="Times New Roman" w:eastAsia="Times New Roman"/>
         </w:rPr>
         <w:t xml:space="preserve"> </w:t>
       </w:r>
       <w:r>
         <w:rPr>
-          <w:rFonts w:ascii="Times New Roman" w:hAnsi="Times New Roman" w:cs="Times New Roman"/>
+          <w:rFonts w:ascii="Times New Roman" w:hAnsi="Times New Roman" w:cs="Times New Roman" w:eastAsia="Times New Roman"/>
         </w:rPr>
         <w:t>{{ company_representative_title }}</w:t>
       </w:r>
@@ -1375,7 +1375,7 @@
       </w:pPr>
       <w:r>
         <w:rPr>
-          <w:rFonts w:ascii="Times New Roman" w:hAnsi="Times New Roman" w:cs="Times New Roman"/>
+          <w:rFonts w:ascii="Times New Roman" w:hAnsi="Times New Roman" w:cs="Times New Roman" w:eastAsia="Times New Roman"/>
           <w:b/>
           <w:bCs/>
         </w:rPr>
@@ -1384,13 +1384,13 @@
       </w:r>
       <w:r>
         <w:rPr>
-          <w:rFonts w:ascii="Times New Roman" w:hAnsi="Times New Roman" w:cs="Times New Roman"/>
+          <w:rFonts w:ascii="Times New Roman" w:hAnsi="Times New Roman" w:cs="Times New Roman" w:eastAsia="Times New Roman"/>
         </w:rPr>
         <w:t xml:space="preserve"> </w:t>
       </w:r>
       <w:r>
         <w:rPr>
-          <w:rFonts w:ascii="Times New Roman" w:hAnsi="Times New Roman" w:cs="Times New Roman"/>
+          <w:rFonts w:ascii="Times New Roman" w:hAnsi="Times New Roman" w:cs="Times New Roman" w:eastAsia="Times New Roman"/>
         </w:rPr>
         <w:t>{{ company_phone }}</w:t>
       </w:r>
@@ -1406,7 +1406,7 @@
       </w:pPr>
       <w:r>
         <w:rPr>
-          <w:rFonts w:ascii="Times New Roman" w:hAnsi="Times New Roman" w:cs="Times New Roman"/>
+          <w:rFonts w:ascii="Times New Roman" w:hAnsi="Times New Roman" w:cs="Times New Roman" w:eastAsia="Times New Roman"/>
           <w:b/>
           <w:bCs/>
         </w:rPr>
@@ -1414,13 +1414,13 @@
       </w:r>
       <w:r>
         <w:rPr>
-          <w:rFonts w:ascii="Times New Roman" w:hAnsi="Times New Roman" w:cs="Times New Roman"/>
+          <w:rFonts w:ascii="Times New Roman" w:hAnsi="Times New Roman" w:cs="Times New Roman" w:eastAsia="Times New Roman"/>
         </w:rPr>
         <w:t xml:space="preserve"> </w:t>
       </w:r>
       <w:r>
         <w:rPr>
-          <w:rFonts w:ascii="Times New Roman" w:hAnsi="Times New Roman" w:cs="Times New Roman"/>
+          <w:rFonts w:ascii="Times New Roman" w:hAnsi="Times New Roman" w:cs="Times New Roman" w:eastAsia="Times New Roman"/>
         </w:rPr>
         <w:t>{{ company_email }}</w:t>
       </w:r>
@@ -1435,7 +1435,7 @@
       </w:pPr>
       <w:r>
         <w:rPr>
-          <w:rFonts w:ascii="Times New Roman" w:hAnsi="Times New Roman" w:cs="Times New Roman"/>
+          <w:rFonts w:ascii="Times New Roman" w:hAnsi="Times New Roman" w:cs="Times New Roman" w:eastAsia="Times New Roman"/>
         </w:rPr>
         <w:t>Hai bên thỏa thuận và đồng ý ký kết hợp đồng dịch vụ với các điều khoản như sau:</w:t>
       </w:r>
@@ -1451,7 +1451,7 @@
       </w:pPr>
       <w:r>
         <w:rPr>
-          <w:rFonts w:ascii="Times New Roman" w:hAnsi="Times New Roman" w:cs="Times New Roman"/>
+          <w:rFonts w:ascii="Times New Roman" w:hAnsi="Times New Roman" w:cs="Times New Roman" w:eastAsia="Times New Roman"/>
           <w:b/>
         </w:rPr>
         <w:t>Điều 1. Đối tượng của hợp đồng</w:t>
@@ -1468,33 +1468,33 @@
       </w:pPr>
       <w:r>
         <w:rPr>
-          <w:rFonts w:ascii="Times New Roman" w:hAnsi="Times New Roman" w:cs="Times New Roman"/>
+          <w:rFonts w:ascii="Times New Roman" w:hAnsi="Times New Roman" w:cs="Times New Roman" w:eastAsia="Times New Roman"/>
         </w:rPr>
         <w:t>Theo yêu cầu của bên A về việc thực hiện</w:t>
       </w:r>
       <w:r>
         <w:rPr>
-          <w:rFonts w:ascii="Times New Roman" w:hAnsi="Times New Roman" w:cs="Times New Roman"/>
+          <w:rFonts w:ascii="Times New Roman" w:hAnsi="Times New Roman" w:cs="Times New Roman" w:eastAsia="Times New Roman"/>
           <w:lang w:val="en-US"/>
         </w:rPr>
         <w:t xml:space="preserve"> {{ contract_content }}</w:t>
       </w:r>
       <w:r>
         <w:rPr>
-          <w:rFonts w:ascii="Times New Roman" w:hAnsi="Times New Roman" w:cs="Times New Roman"/>
+          <w:rFonts w:ascii="Times New Roman" w:hAnsi="Times New Roman" w:cs="Times New Roman" w:eastAsia="Times New Roman"/>
           <w:lang w:val="en-US"/>
         </w:rPr>
         <w:t>,</w:t>
       </w:r>
       <w:r>
         <w:rPr>
-          <w:rFonts w:ascii="Times New Roman" w:hAnsi="Times New Roman" w:cs="Times New Roman"/>
+          <w:rFonts w:ascii="Times New Roman" w:hAnsi="Times New Roman" w:cs="Times New Roman" w:eastAsia="Times New Roman"/>
         </w:rPr>
         <w:t xml:space="preserve"> bên B đảm nhận và thực hiện</w:t>
       </w:r>
       <w:r>
         <w:rPr>
-          <w:rFonts w:ascii="Times New Roman" w:hAnsi="Times New Roman" w:cs="Times New Roman"/>
+          <w:rFonts w:ascii="Times New Roman" w:hAnsi="Times New Roman" w:cs="Times New Roman" w:eastAsia="Times New Roman"/>
           <w:lang w:val="en-US"/>
         </w:rPr>
         <w:t xml:space="preserve"> các nội dung công việc chi tiết như sau:</w:t>
@@ -1538,7 +1538,7 @@
             </w:pPr>
             <w:r>
               <w:rPr>
-                <w:rFonts w:ascii="Times New Roman" w:hAnsi="Times New Roman"/>
+                <w:rFonts w:ascii="Times New Roman" w:hAnsi="Times New Roman" w:eastAsia="Times New Roman"/>
                 <w:b/>
                 <w:color w:val="FFFFFF"/>
               </w:rPr>
@@ -1562,7 +1562,7 @@
             </w:pPr>
             <w:r>
               <w:rPr>
-                <w:rFonts w:ascii="Times New Roman" w:hAnsi="Times New Roman"/>
+                <w:rFonts w:ascii="Times New Roman" w:hAnsi="Times New Roman" w:eastAsia="Times New Roman"/>
                 <w:b/>
                 <w:color w:val="FFFFFF"/>
                 <w:lang w:val="en-US"/>
@@ -1587,7 +1587,7 @@
             </w:pPr>
             <w:r>
               <w:rPr>
-                <w:rFonts w:ascii="Times New Roman" w:hAnsi="Times New Roman"/>
+                <w:rFonts w:ascii="Times New Roman" w:hAnsi="Times New Roman" w:eastAsia="Times New Roman"/>
                 <w:b/>
                 <w:color w:val="FFFFFF"/>
                 <w:lang w:val="en-US"/>
@@ -1612,7 +1612,7 @@
             </w:pPr>
             <w:r>
               <w:rPr>
-                <w:rFonts w:ascii="Times New Roman" w:hAnsi="Times New Roman"/>
+                <w:rFonts w:ascii="Times New Roman" w:hAnsi="Times New Roman" w:eastAsia="Times New Roman"/>
                 <w:b/>
                 <w:color w:val="FFFFFF"/>
                 <w:lang w:val="en-US"/>
@@ -1637,7 +1637,7 @@
             </w:pPr>
             <w:r>
               <w:rPr>
-                <w:rFonts w:ascii="Times New Roman" w:hAnsi="Times New Roman"/>
+                <w:rFonts w:ascii="Times New Roman" w:hAnsi="Times New Roman" w:eastAsia="Times New Roman"/>
                 <w:b/>
                 <w:color w:val="FFFFFF"/>
                 <w:lang w:val="en-US"/>
@@ -1662,7 +1662,7 @@
             </w:pPr>
             <w:r>
               <w:rPr>
-                <w:rFonts w:ascii="Times New Roman" w:hAnsi="Times New Roman"/>
+                <w:rFonts w:ascii="Times New Roman" w:hAnsi="Times New Roman" w:eastAsia="Times New Roman"/>
                 <w:b/>
                 <w:color w:val="FFFFFF"/>
                 <w:lang w:val="en-US"/>
@@ -1687,8 +1687,8 @@
             </w:pPr>
             <w:r>
               <w:rPr>
-                <w:rFonts w:ascii="Times New Roman" w:hAnsi="Times New Roman"/>
-                <w:sz w:val="2"/>
+                <w:rFonts w:ascii="Times New Roman" w:hAnsi="Times New Roman" w:eastAsia="Times New Roman"/>
+                <w:sz w:val="26"/>
                 <w:szCs w:val="2"/>
               </w:rPr>
               <w:t>{%tr for item in items %}</w:t>
@@ -1779,7 +1779,7 @@
             </w:pPr>
             <w:r>
               <w:rPr>
-                <w:rFonts w:ascii="Times New Roman" w:hAnsi="Times New Roman"/>
+                <w:rFonts w:ascii="Times New Roman" w:hAnsi="Times New Roman" w:eastAsia="Times New Roman"/>
               </w:rPr>
               <w:t>{{ item.stt }}</w:t>
             </w:r>
@@ -1796,7 +1796,7 @@
             </w:pPr>
             <w:r>
               <w:rPr>
-                <w:rFonts w:ascii="Times New Roman" w:hAnsi="Times New Roman"/>
+                <w:rFonts w:ascii="Times New Roman" w:hAnsi="Times New Roman" w:eastAsia="Times New Roman"/>
               </w:rPr>
               <w:t>{{ item.name }}</w:t>
             </w:r>
@@ -1814,7 +1814,7 @@
             </w:pPr>
             <w:r>
               <w:rPr>
-                <w:rFonts w:ascii="Times New Roman" w:hAnsi="Times New Roman"/>
+                <w:rFonts w:ascii="Times New Roman" w:hAnsi="Times New Roman" w:eastAsia="Times New Roman"/>
               </w:rPr>
               <w:t>{{ item.unit }}</w:t>
             </w:r>
@@ -1832,7 +1832,7 @@
             </w:pPr>
             <w:r>
               <w:rPr>
-                <w:rFonts w:ascii="Times New Roman" w:hAnsi="Times New Roman"/>
+                <w:rFonts w:ascii="Times New Roman" w:hAnsi="Times New Roman" w:eastAsia="Times New Roman"/>
               </w:rPr>
               <w:t>{{ item.quantity }}</w:t>
             </w:r>
@@ -1850,7 +1850,7 @@
             </w:pPr>
             <w:r>
               <w:rPr>
-                <w:rFonts w:ascii="Times New Roman" w:hAnsi="Times New Roman"/>
+                <w:rFonts w:ascii="Times New Roman" w:hAnsi="Times New Roman" w:eastAsia="Times New Roman"/>
               </w:rPr>
               <w:t>{{ item.unit_price }}</w:t>
             </w:r>
@@ -1868,7 +1868,7 @@
             </w:pPr>
             <w:r>
               <w:rPr>
-                <w:rFonts w:ascii="Times New Roman" w:hAnsi="Times New Roman"/>
+                <w:rFonts w:ascii="Times New Roman" w:hAnsi="Times New Roman" w:eastAsia="Times New Roman"/>
               </w:rPr>
               <w:t>{{ item.total }}</w:t>
             </w:r>
@@ -1890,8 +1890,8 @@
             </w:pPr>
             <w:r>
               <w:rPr>
-                <w:rFonts w:ascii="Times New Roman" w:hAnsi="Times New Roman"/>
-                <w:sz w:val="2"/>
+                <w:rFonts w:ascii="Times New Roman" w:hAnsi="Times New Roman" w:eastAsia="Times New Roman"/>
+                <w:sz w:val="26"/>
                 <w:szCs w:val="2"/>
               </w:rPr>
               <w:t>{%tr endfor %}</w:t>
@@ -1987,7 +1987,7 @@
             </w:pPr>
             <w:r>
               <w:rPr>
-                <w:rFonts w:ascii="Times New Roman" w:hAnsi="Times New Roman"/>
+                <w:rFonts w:ascii="Times New Roman" w:hAnsi="Times New Roman" w:eastAsia="Times New Roman"/>
                 <w:b/>
                 <w:lang w:val="en-US"/>
               </w:rPr>
@@ -1995,7 +1995,7 @@
             </w:r>
             <w:r>
               <w:rPr>
-                <w:rFonts w:ascii="Times New Roman" w:hAnsi="Times New Roman"/>
+                <w:rFonts w:ascii="Times New Roman" w:hAnsi="Times New Roman" w:eastAsia="Times New Roman"/>
                 <w:b/>
               </w:rPr>
               <w:t>:</w:t>
@@ -2015,7 +2015,7 @@
             </w:pPr>
             <w:r>
               <w:rPr>
-                <w:rFonts w:ascii="Times New Roman" w:hAnsi="Times New Roman"/>
+                <w:rFonts w:ascii="Times New Roman" w:hAnsi="Times New Roman" w:eastAsia="Times New Roman"/>
               </w:rPr>
               <w:t>{{ subtotal }}</w:t>
             </w:r>
@@ -2040,7 +2040,7 @@
             </w:pPr>
             <w:r>
               <w:rPr>
-                <w:rFonts w:ascii="Times New Roman" w:hAnsi="Times New Roman"/>
+                <w:rFonts w:ascii="Times New Roman" w:hAnsi="Times New Roman" w:eastAsia="Times New Roman"/>
                 <w:b/>
                 <w:lang w:val="en-US"/>
               </w:rPr>
@@ -2048,7 +2048,7 @@
             </w:r>
             <w:r>
               <w:rPr>
-                <w:rFonts w:ascii="Times New Roman" w:hAnsi="Times New Roman"/>
+                <w:rFonts w:ascii="Times New Roman" w:hAnsi="Times New Roman" w:eastAsia="Times New Roman"/>
                 <w:b/>
               </w:rPr>
               <w:t xml:space="preserve"> {{ vat_rate }}%:</w:t>
@@ -2068,7 +2068,7 @@
             </w:pPr>
             <w:r>
               <w:rPr>
-                <w:rFonts w:ascii="Times New Roman" w:hAnsi="Times New Roman"/>
+                <w:rFonts w:ascii="Times New Roman" w:hAnsi="Times New Roman" w:eastAsia="Times New Roman"/>
               </w:rPr>
               <w:t>{{ vat_amount }}</w:t>
             </w:r>
@@ -2093,7 +2093,7 @@
             </w:pPr>
             <w:r>
               <w:rPr>
-                <w:rFonts w:ascii="Times New Roman" w:hAnsi="Times New Roman"/>
+                <w:rFonts w:ascii="Times New Roman" w:hAnsi="Times New Roman" w:eastAsia="Times New Roman"/>
                 <w:b/>
                 <w:lang w:val="en-US"/>
               </w:rPr>
@@ -2101,7 +2101,7 @@
             </w:r>
             <w:r>
               <w:rPr>
-                <w:rFonts w:ascii="Times New Roman" w:hAnsi="Times New Roman"/>
+                <w:rFonts w:ascii="Times New Roman" w:hAnsi="Times New Roman" w:eastAsia="Times New Roman"/>
                 <w:b/>
               </w:rPr>
               <w:t>:</w:t>
@@ -2121,7 +2121,7 @@
             </w:pPr>
             <w:r>
               <w:rPr>
-                <w:rFonts w:ascii="Times New Roman" w:hAnsi="Times New Roman"/>
+                <w:rFonts w:ascii="Times New Roman" w:hAnsi="Times New Roman" w:eastAsia="Times New Roman"/>
                 <w:b/>
               </w:rPr>
               <w:t>{{ total_amount }}</w:t>
@@ -2143,7 +2143,7 @@
       <w:r>
         <w:rPr>
           <w:rStyle w:val="Vnbnnidung"/>
-          <w:rFonts w:eastAsia="Arial"/>
+          <w:rFonts w:eastAsia="Times New Roman" w:ascii="Times New Roman" w:hAnsi="Times New Roman"/>
           <w:i/>
           <w:iCs/>
         </w:rPr>
@@ -2152,7 +2152,7 @@
       <w:r>
         <w:rPr>
           <w:rStyle w:val="Vnbnnidung"/>
-          <w:rFonts w:eastAsia="Arial"/>
+          <w:rFonts w:eastAsia="Times New Roman" w:ascii="Times New Roman" w:hAnsi="Times New Roman"/>
           <w:i/>
           <w:iCs/>
           <w:lang w:val="en-US"/>
@@ -2162,7 +2162,7 @@
       <w:r>
         <w:rPr>
           <w:rStyle w:val="Vnbnnidung"/>
-          <w:rFonts w:eastAsia="Arial"/>
+          <w:rFonts w:eastAsia="Times New Roman" w:ascii="Times New Roman" w:hAnsi="Times New Roman"/>
           <w:i/>
           <w:iCs/>
           <w:lang w:val="en-US"/>
@@ -2181,7 +2181,7 @@
       </w:pPr>
       <w:r>
         <w:rPr>
-          <w:rFonts w:ascii="Times New Roman" w:hAnsi="Times New Roman" w:cs="Times New Roman"/>
+          <w:rFonts w:ascii="Times New Roman" w:hAnsi="Times New Roman" w:cs="Times New Roman" w:eastAsia="Times New Roman"/>
           <w:b/>
         </w:rPr>
         <w:t>Điều 2. Thời hạn thực hiện hợp đồng</w:t>
@@ -2197,13 +2197,13 @@
       </w:pPr>
       <w:r>
         <w:rPr>
-          <w:rFonts w:ascii="Times New Roman" w:hAnsi="Times New Roman" w:cs="Times New Roman"/>
+          <w:rFonts w:ascii="Times New Roman" w:hAnsi="Times New Roman" w:cs="Times New Roman" w:eastAsia="Times New Roman"/>
         </w:rPr>
         <w:t xml:space="preserve">Hợp đồng này được thực hiện kể từ ngày </w:t>
       </w:r>
       <w:r>
         <w:rPr>
-          <w:rFonts w:ascii="Times New Roman" w:hAnsi="Times New Roman" w:cs="Times New Roman"/>
+          <w:rFonts w:ascii="Times New Roman" w:hAnsi="Times New Roman" w:cs="Times New Roman" w:eastAsia="Times New Roman"/>
         </w:rPr>
         <w:t>{{ contract_start_date }}</w:t>
       </w:r>
@@ -2218,38 +2218,38 @@
       </w:pPr>
       <w:r>
         <w:rPr>
-          <w:rFonts w:ascii="Times New Roman" w:hAnsi="Times New Roman" w:cs="Times New Roman"/>
+          <w:rFonts w:ascii="Times New Roman" w:hAnsi="Times New Roman" w:cs="Times New Roman" w:eastAsia="Times New Roman"/>
         </w:rPr>
         <w:t xml:space="preserve">Thời gian dự kiến hoàn thành: là </w:t>
       </w:r>
       <w:r>
         <w:rPr>
-          <w:rFonts w:ascii="Times New Roman" w:hAnsi="Times New Roman" w:cs="Times New Roman"/>
+          <w:rFonts w:ascii="Times New Roman" w:hAnsi="Times New Roman" w:cs="Times New Roman" w:eastAsia="Times New Roman"/>
         </w:rPr>
         <w:t>{{ contract_</w:t>
       </w:r>
       <w:r>
         <w:rPr>
-          <w:rFonts w:ascii="Times New Roman" w:hAnsi="Times New Roman" w:cs="Times New Roman"/>
+          <w:rFonts w:ascii="Times New Roman" w:hAnsi="Times New Roman" w:cs="Times New Roman" w:eastAsia="Times New Roman"/>
           <w:lang w:val="en-US"/>
         </w:rPr>
         <w:t>days_complete</w:t>
       </w:r>
       <w:r>
         <w:rPr>
-          <w:rFonts w:ascii="Times New Roman" w:hAnsi="Times New Roman" w:cs="Times New Roman"/>
+          <w:rFonts w:ascii="Times New Roman" w:hAnsi="Times New Roman" w:cs="Times New Roman" w:eastAsia="Times New Roman"/>
         </w:rPr>
         <w:t xml:space="preserve"> }}</w:t>
       </w:r>
       <w:r>
         <w:rPr>
-          <w:rFonts w:ascii="Times New Roman" w:hAnsi="Times New Roman" w:cs="Times New Roman"/>
+          <w:rFonts w:ascii="Times New Roman" w:hAnsi="Times New Roman" w:cs="Times New Roman" w:eastAsia="Times New Roman"/>
         </w:rPr>
         <w:t xml:space="preserve"> ngày, kể từ ngày </w:t>
       </w:r>
       <w:r>
         <w:rPr>
-          <w:rFonts w:ascii="Times New Roman" w:hAnsi="Times New Roman" w:cs="Times New Roman"/>
+          <w:rFonts w:ascii="Times New Roman" w:hAnsi="Times New Roman" w:cs="Times New Roman" w:eastAsia="Times New Roman"/>
         </w:rPr>
         <w:t>{{ contract_start_date }}</w:t>
       </w:r>
@@ -2265,7 +2265,7 @@
       </w:pPr>
       <w:r>
         <w:rPr>
-          <w:rFonts w:ascii="Times New Roman" w:hAnsi="Times New Roman" w:cs="Times New Roman"/>
+          <w:rFonts w:ascii="Times New Roman" w:hAnsi="Times New Roman" w:cs="Times New Roman" w:eastAsia="Times New Roman"/>
           <w:b/>
         </w:rPr>
         <w:t>Điều 3. Quyền, nghĩa vụ của bên A:</w:t>
@@ -2281,7 +2281,7 @@
       </w:pPr>
       <w:r>
         <w:rPr>
-          <w:rFonts w:ascii="Times New Roman" w:hAnsi="Times New Roman" w:cs="Times New Roman"/>
+          <w:rFonts w:ascii="Times New Roman" w:hAnsi="Times New Roman" w:cs="Times New Roman" w:eastAsia="Times New Roman"/>
         </w:rPr>
         <w:t>1. Quyền của Bên A:</w:t>
       </w:r>
@@ -2296,7 +2296,7 @@
       </w:pPr>
       <w:r>
         <w:rPr>
-          <w:rFonts w:ascii="Times New Roman" w:hAnsi="Times New Roman" w:cs="Times New Roman"/>
+          <w:rFonts w:ascii="Times New Roman" w:hAnsi="Times New Roman" w:cs="Times New Roman" w:eastAsia="Times New Roman"/>
         </w:rPr>
         <w:t>Yêu cầu bên B thực hiện công việc theo đúng chất lượng, số lượng, thời hạn, địa điểm thỏa thuận tại hợp đồng này.</w:t>
       </w:r>
@@ -2311,7 +2311,7 @@
       </w:pPr>
       <w:r>
         <w:rPr>
-          <w:rFonts w:ascii="Times New Roman" w:hAnsi="Times New Roman" w:cs="Times New Roman"/>
+          <w:rFonts w:ascii="Times New Roman" w:hAnsi="Times New Roman" w:cs="Times New Roman" w:eastAsia="Times New Roman"/>
         </w:rPr>
         <w:lastRenderedPageBreak/>
         <w:t>Trường hợp bên B vi phạm nghiêm trọng nghĩa vụ thì bên A có quyền đơn phương chấm dứt thực hiện hợp đồng và yêu cầu bồi thường thiệt hại.</w:t>
@@ -2327,7 +2327,7 @@
       </w:pPr>
       <w:r>
         <w:rPr>
-          <w:rFonts w:ascii="Times New Roman" w:hAnsi="Times New Roman" w:cs="Times New Roman"/>
+          <w:rFonts w:ascii="Times New Roman" w:hAnsi="Times New Roman" w:cs="Times New Roman" w:eastAsia="Times New Roman"/>
         </w:rPr>
         <w:t>2. Nghĩa vụ của bên A:</w:t>
       </w:r>
@@ -2342,7 +2342,7 @@
       </w:pPr>
       <w:r>
         <w:rPr>
-          <w:rFonts w:ascii="Times New Roman" w:hAnsi="Times New Roman" w:cs="Times New Roman"/>
+          <w:rFonts w:ascii="Times New Roman" w:hAnsi="Times New Roman" w:cs="Times New Roman" w:eastAsia="Times New Roman"/>
         </w:rPr>
         <w:t>Cung cấp cho bên B thông tin, tài liệu và các phương tiện cần thiết để thực hiện công việc, nếu có thỏa thuận hoặc việc thực hiện công việc đòi hỏi.</w:t>
       </w:r>
@@ -2357,7 +2357,7 @@
       </w:pPr>
       <w:r>
         <w:rPr>
-          <w:rFonts w:ascii="Times New Roman" w:hAnsi="Times New Roman" w:cs="Times New Roman"/>
+          <w:rFonts w:ascii="Times New Roman" w:hAnsi="Times New Roman" w:cs="Times New Roman" w:eastAsia="Times New Roman"/>
         </w:rPr>
         <w:t>Trả tiền dịch vụ cho bên B theo thỏa thuận tại hợp đồng này.</w:t>
       </w:r>
@@ -2373,7 +2373,7 @@
       </w:pPr>
       <w:r>
         <w:rPr>
-          <w:rFonts w:ascii="Times New Roman" w:hAnsi="Times New Roman" w:cs="Times New Roman"/>
+          <w:rFonts w:ascii="Times New Roman" w:hAnsi="Times New Roman" w:cs="Times New Roman" w:eastAsia="Times New Roman"/>
           <w:b/>
         </w:rPr>
         <w:t>Điều 4. Quyền và nghĩa vụ của bên B:</w:t>
@@ -2389,7 +2389,7 @@
       </w:pPr>
       <w:r>
         <w:rPr>
-          <w:rFonts w:ascii="Times New Roman" w:hAnsi="Times New Roman" w:cs="Times New Roman"/>
+          <w:rFonts w:ascii="Times New Roman" w:hAnsi="Times New Roman" w:cs="Times New Roman" w:eastAsia="Times New Roman"/>
         </w:rPr>
         <w:t>1. Quyền của bên B:</w:t>
       </w:r>
@@ -2404,7 +2404,7 @@
       </w:pPr>
       <w:r>
         <w:rPr>
-          <w:rFonts w:ascii="Times New Roman" w:hAnsi="Times New Roman" w:cs="Times New Roman"/>
+          <w:rFonts w:ascii="Times New Roman" w:hAnsi="Times New Roman" w:cs="Times New Roman" w:eastAsia="Times New Roman"/>
         </w:rPr>
         <w:t>Yêu cầu bên A cung cấp thông tin, tài liệu và phương tiện để thực hiện công việc.</w:t>
       </w:r>
@@ -2419,7 +2419,7 @@
       </w:pPr>
       <w:r>
         <w:rPr>
-          <w:rFonts w:ascii="Times New Roman" w:hAnsi="Times New Roman" w:cs="Times New Roman"/>
+          <w:rFonts w:ascii="Times New Roman" w:hAnsi="Times New Roman" w:cs="Times New Roman" w:eastAsia="Times New Roman"/>
         </w:rPr>
         <w:t>Được thay đổi điều kiện dịch vụ vì lợi ích của bên A mà không nhất thiết phải chờ ý kiến của bên A, nếu việc chờ ý kiến sẽ gây thiệt hại cho bên A, phải báo ngay cho bên A.</w:t>
       </w:r>
@@ -2434,7 +2434,7 @@
       </w:pPr>
       <w:r>
         <w:rPr>
-          <w:rFonts w:ascii="Times New Roman" w:hAnsi="Times New Roman" w:cs="Times New Roman"/>
+          <w:rFonts w:ascii="Times New Roman" w:hAnsi="Times New Roman" w:cs="Times New Roman" w:eastAsia="Times New Roman"/>
         </w:rPr>
         <w:t>Yêu cầu bên A trả tiền dịch vụ</w:t>
       </w:r>
@@ -2449,7 +2449,7 @@
       </w:pPr>
       <w:r>
         <w:rPr>
-          <w:rFonts w:ascii="Times New Roman" w:hAnsi="Times New Roman" w:cs="Times New Roman"/>
+          <w:rFonts w:ascii="Times New Roman" w:hAnsi="Times New Roman" w:cs="Times New Roman" w:eastAsia="Times New Roman"/>
         </w:rPr>
         <w:t>2. Nghĩa vụ của bên B:</w:t>
       </w:r>
@@ -2464,7 +2464,7 @@
       </w:pPr>
       <w:r>
         <w:rPr>
-          <w:rFonts w:ascii="Times New Roman" w:hAnsi="Times New Roman" w:cs="Times New Roman"/>
+          <w:rFonts w:ascii="Times New Roman" w:hAnsi="Times New Roman" w:cs="Times New Roman" w:eastAsia="Times New Roman"/>
         </w:rPr>
         <w:t>Thực hiện công việc đúng chất lượng, số lượng, thời hạn, địa điểm thỏa thuận tại hợp đồng này.</w:t>
       </w:r>
@@ -2479,7 +2479,7 @@
       </w:pPr>
       <w:r>
         <w:rPr>
-          <w:rFonts w:ascii="Times New Roman" w:hAnsi="Times New Roman" w:cs="Times New Roman"/>
+          <w:rFonts w:ascii="Times New Roman" w:hAnsi="Times New Roman" w:cs="Times New Roman" w:eastAsia="Times New Roman"/>
         </w:rPr>
         <w:t>Không được giao cho người khác thực hiện thay công việc nếu không có sự đồng ý bằng văn bản của bên A.</w:t>
       </w:r>
@@ -2494,7 +2494,7 @@
       </w:pPr>
       <w:r>
         <w:rPr>
-          <w:rFonts w:ascii="Times New Roman" w:hAnsi="Times New Roman" w:cs="Times New Roman"/>
+          <w:rFonts w:ascii="Times New Roman" w:hAnsi="Times New Roman" w:cs="Times New Roman" w:eastAsia="Times New Roman"/>
         </w:rPr>
         <w:t>Bảo quản và phải giao lại cho bên A tài liệu và phương tiện được giao sau khi hoàn thành công việc (nếu có).</w:t>
       </w:r>
@@ -2509,7 +2509,7 @@
       </w:pPr>
       <w:r>
         <w:rPr>
-          <w:rFonts w:ascii="Times New Roman" w:hAnsi="Times New Roman" w:cs="Times New Roman"/>
+          <w:rFonts w:ascii="Times New Roman" w:hAnsi="Times New Roman" w:cs="Times New Roman" w:eastAsia="Times New Roman"/>
         </w:rPr>
         <w:t>Báo ngay cho bên A về việc thông tin, tài liệu không đầy đủ, phương tiện không bảo đảm chất lượng để hoàn thành công việc.</w:t>
       </w:r>
@@ -2524,7 +2524,7 @@
       </w:pPr>
       <w:r>
         <w:rPr>
-          <w:rFonts w:ascii="Times New Roman" w:hAnsi="Times New Roman" w:cs="Times New Roman"/>
+          <w:rFonts w:ascii="Times New Roman" w:hAnsi="Times New Roman" w:cs="Times New Roman" w:eastAsia="Times New Roman"/>
         </w:rPr>
         <w:t>Giữ bí mật thông tin mà mình biết được trong thời gian thực hiện công việc.</w:t>
       </w:r>
@@ -2540,7 +2540,7 @@
       </w:pPr>
       <w:r>
         <w:rPr>
-          <w:rFonts w:ascii="Times New Roman" w:hAnsi="Times New Roman" w:cs="Times New Roman"/>
+          <w:rFonts w:ascii="Times New Roman" w:hAnsi="Times New Roman" w:cs="Times New Roman" w:eastAsia="Times New Roman"/>
           <w:b/>
         </w:rPr>
         <w:t>Điều 5. Tiền dịch vụ và phương thức thanh toán:</w:t>
@@ -2557,43 +2557,43 @@
       </w:pPr>
       <w:r>
         <w:rPr>
-          <w:rFonts w:ascii="Times New Roman" w:hAnsi="Times New Roman" w:cs="Times New Roman"/>
+          <w:rFonts w:ascii="Times New Roman" w:hAnsi="Times New Roman" w:cs="Times New Roman" w:eastAsia="Times New Roman"/>
         </w:rPr>
         <w:t xml:space="preserve">1. Tiền dịch vụ: Thực hiện công việc tại Điều 1 là: </w:t>
       </w:r>
       <w:r>
         <w:rPr>
-          <w:rFonts w:ascii="Times New Roman" w:hAnsi="Times New Roman" w:cs="Times New Roman"/>
+          <w:rFonts w:ascii="Times New Roman" w:hAnsi="Times New Roman" w:cs="Times New Roman" w:eastAsia="Times New Roman"/>
         </w:rPr>
         <w:t>{{ total_amount }}</w:t>
       </w:r>
       <w:r>
         <w:rPr>
-          <w:rFonts w:ascii="Times New Roman" w:hAnsi="Times New Roman" w:cs="Times New Roman"/>
+          <w:rFonts w:ascii="Times New Roman" w:hAnsi="Times New Roman" w:cs="Times New Roman" w:eastAsia="Times New Roman"/>
         </w:rPr>
         <w:t xml:space="preserve"> đồng (Bằng chữ: </w:t>
       </w:r>
       <w:r>
         <w:rPr>
-          <w:rFonts w:ascii="Times New Roman" w:hAnsi="Times New Roman" w:cs="Times New Roman"/>
+          <w:rFonts w:ascii="Times New Roman" w:hAnsi="Times New Roman" w:cs="Times New Roman" w:eastAsia="Times New Roman"/>
         </w:rPr>
         <w:t>{{ amount_in_words }}</w:t>
       </w:r>
       <w:r>
         <w:rPr>
-          <w:rFonts w:ascii="Times New Roman" w:hAnsi="Times New Roman" w:cs="Times New Roman"/>
+          <w:rFonts w:ascii="Times New Roman" w:hAnsi="Times New Roman" w:cs="Times New Roman" w:eastAsia="Times New Roman"/>
         </w:rPr>
         <w:t xml:space="preserve">), đã bao gồm </w:t>
       </w:r>
       <w:r>
         <w:rPr>
-          <w:rFonts w:ascii="Times New Roman" w:hAnsi="Times New Roman" w:cs="Times New Roman"/>
+          <w:rFonts w:ascii="Times New Roman" w:hAnsi="Times New Roman" w:cs="Times New Roman" w:eastAsia="Times New Roman"/>
         </w:rPr>
         <w:t>{{ vat_rate }}</w:t>
       </w:r>
       <w:r>
         <w:rPr>
-          <w:rFonts w:ascii="Times New Roman" w:hAnsi="Times New Roman" w:cs="Times New Roman"/>
+          <w:rFonts w:ascii="Times New Roman" w:hAnsi="Times New Roman" w:cs="Times New Roman" w:eastAsia="Times New Roman"/>
         </w:rPr>
         <w:t>% tiền thuế giá trị gia tăng.</w:t>
       </w:r>
@@ -2609,41 +2609,41 @@
       </w:pPr>
       <w:r>
         <w:rPr>
-          <w:rFonts w:ascii="Times New Roman" w:hAnsi="Times New Roman" w:cs="Times New Roman"/>
+          <w:rFonts w:ascii="Times New Roman" w:hAnsi="Times New Roman" w:cs="Times New Roman" w:eastAsia="Times New Roman"/>
         </w:rPr>
         <w:t xml:space="preserve">2. </w:t>
       </w:r>
       <w:r>
         <w:rPr>
-          <w:rFonts w:ascii="Times New Roman" w:hAnsi="Times New Roman" w:cs="Times New Roman"/>
+          <w:rFonts w:ascii="Times New Roman" w:hAnsi="Times New Roman" w:cs="Times New Roman" w:eastAsia="Times New Roman"/>
           <w:lang w:val="en-US"/>
         </w:rPr>
         <w:t xml:space="preserve">Bên A cho bên B tạm ứng số tiền: </w:t>
       </w:r>
       <w:r>
         <w:rPr>
-          <w:rFonts w:ascii="Times New Roman" w:hAnsi="Times New Roman" w:cs="Times New Roman"/>
+          <w:rFonts w:ascii="Times New Roman" w:hAnsi="Times New Roman" w:cs="Times New Roman" w:eastAsia="Times New Roman"/>
           <w:lang w:val="en-US"/>
         </w:rPr>
         <w:t>{{ advance_amount }}</w:t>
       </w:r>
       <w:r>
         <w:rPr>
-          <w:rFonts w:ascii="Times New Roman" w:hAnsi="Times New Roman" w:cs="Times New Roman"/>
+          <w:rFonts w:ascii="Times New Roman" w:hAnsi="Times New Roman" w:cs="Times New Roman" w:eastAsia="Times New Roman"/>
           <w:lang w:val="en-US"/>
         </w:rPr>
         <w:t xml:space="preserve"> đồng (tương đương </w:t>
       </w:r>
       <w:r>
         <w:rPr>
-          <w:rFonts w:ascii="Times New Roman" w:hAnsi="Times New Roman" w:cs="Times New Roman"/>
+          <w:rFonts w:ascii="Times New Roman" w:hAnsi="Times New Roman" w:cs="Times New Roman" w:eastAsia="Times New Roman"/>
           <w:lang w:val="en-US"/>
         </w:rPr>
         <w:t>{{ advance_percentage }}</w:t>
       </w:r>
       <w:r>
         <w:rPr>
-          <w:rFonts w:ascii="Times New Roman" w:hAnsi="Times New Roman" w:cs="Times New Roman"/>
+          <w:rFonts w:ascii="Times New Roman" w:hAnsi="Times New Roman" w:cs="Times New Roman" w:eastAsia="Times New Roman"/>
           <w:lang w:val="en-US"/>
         </w:rPr>
         <w:t>% giá trị hợp đồng) ngay sau khi hợp đồng được ký kết. Và thực hiện thanh toán nốt phần còn lại ngay sau khi hoàn thành các công việc trong hợp đồng.</w:t>
@@ -2660,34 +2660,34 @@
       </w:pPr>
       <w:r>
         <w:rPr>
-          <w:rFonts w:ascii="Times New Roman" w:hAnsi="Times New Roman" w:cs="Times New Roman"/>
+          <w:rFonts w:ascii="Times New Roman" w:hAnsi="Times New Roman" w:cs="Times New Roman" w:eastAsia="Times New Roman"/>
           <w:lang w:val="en-US"/>
         </w:rPr>
         <w:t>3</w:t>
       </w:r>
       <w:r>
         <w:rPr>
-          <w:rFonts w:ascii="Times New Roman" w:hAnsi="Times New Roman" w:cs="Times New Roman"/>
+          <w:rFonts w:ascii="Times New Roman" w:hAnsi="Times New Roman" w:cs="Times New Roman" w:eastAsia="Times New Roman"/>
         </w:rPr>
         <w:t xml:space="preserve">. Phương thức thanh toán: </w:t>
       </w:r>
       <w:r>
         <w:rPr>
-          <w:rFonts w:ascii="Times New Roman" w:hAnsi="Times New Roman" w:cs="Times New Roman"/>
+          <w:rFonts w:ascii="Times New Roman" w:hAnsi="Times New Roman" w:cs="Times New Roman" w:eastAsia="Times New Roman"/>
           <w:lang w:val="en-US"/>
         </w:rPr>
         <w:t>Bên A thực tiện thanh toán bằng tiền mặt hoặc c</w:t>
       </w:r>
       <w:r>
         <w:rPr>
-          <w:rFonts w:ascii="Times New Roman" w:hAnsi="Times New Roman" w:cs="Times New Roman"/>
+          <w:rFonts w:ascii="Times New Roman" w:hAnsi="Times New Roman" w:cs="Times New Roman" w:eastAsia="Times New Roman"/>
           <w:lang w:val="en-US"/>
         </w:rPr>
         <w:t>huyển khoản vào tài khoản công ty</w:t>
       </w:r>
       <w:r>
         <w:rPr>
-          <w:rFonts w:ascii="Times New Roman" w:hAnsi="Times New Roman" w:cs="Times New Roman"/>
+          <w:rFonts w:ascii="Times New Roman" w:hAnsi="Times New Roman" w:cs="Times New Roman" w:eastAsia="Times New Roman"/>
           <w:lang w:val="en-US"/>
         </w:rPr>
         <w:t>:</w:t>
@@ -2704,7 +2704,7 @@
       </w:pPr>
       <w:r>
         <w:rPr>
-          <w:rFonts w:ascii="Times New Roman" w:hAnsi="Times New Roman" w:cs="Times New Roman"/>
+          <w:rFonts w:ascii="Times New Roman" w:hAnsi="Times New Roman" w:cs="Times New Roman" w:eastAsia="Times New Roman"/>
           <w:lang w:val="en-US"/>
         </w:rPr>
         <w:lastRenderedPageBreak/>
@@ -2712,7 +2712,7 @@
       </w:r>
       <w:r>
         <w:rPr>
-          <w:rFonts w:ascii="Times New Roman" w:hAnsi="Times New Roman" w:cs="Times New Roman"/>
+          <w:rFonts w:ascii="Times New Roman" w:hAnsi="Times New Roman" w:cs="Times New Roman" w:eastAsia="Times New Roman"/>
           <w:lang w:val="en-US"/>
         </w:rPr>
         <w:t>Ngân hàng: {{ company_bank_name }}</w:t>
@@ -2729,7 +2729,7 @@
       </w:pPr>
       <w:r>
         <w:rPr>
-          <w:rFonts w:ascii="Times New Roman" w:hAnsi="Times New Roman" w:cs="Times New Roman"/>
+          <w:rFonts w:ascii="Times New Roman" w:hAnsi="Times New Roman" w:cs="Times New Roman" w:eastAsia="Times New Roman"/>
           <w:lang w:val="en-US"/>
         </w:rPr>
         <w:t>- Số tài khoản: {{ company_bank_account_number }}</w:t>
@@ -2746,7 +2746,7 @@
       </w:pPr>
       <w:r>
         <w:rPr>
-          <w:rFonts w:ascii="Times New Roman" w:hAnsi="Times New Roman" w:cs="Times New Roman"/>
+          <w:rFonts w:ascii="Times New Roman" w:hAnsi="Times New Roman" w:cs="Times New Roman" w:eastAsia="Times New Roman"/>
           <w:lang w:val="en-US"/>
         </w:rPr>
         <w:t>- Chủ tài khoản: {{ company_bank_account_holder }}</w:t>
@@ -2763,7 +2763,7 @@
       </w:pPr>
       <w:r>
         <w:rPr>
-          <w:rFonts w:ascii="Times New Roman" w:hAnsi="Times New Roman" w:cs="Times New Roman"/>
+          <w:rFonts w:ascii="Times New Roman" w:hAnsi="Times New Roman" w:cs="Times New Roman" w:eastAsia="Times New Roman"/>
           <w:b/>
         </w:rPr>
         <w:t>Điều 6. Chi phí khác</w:t>
@@ -2779,7 +2779,7 @@
       </w:pPr>
       <w:r>
         <w:rPr>
-          <w:rFonts w:ascii="Times New Roman" w:hAnsi="Times New Roman" w:cs="Times New Roman"/>
+          <w:rFonts w:ascii="Times New Roman" w:hAnsi="Times New Roman" w:cs="Times New Roman" w:eastAsia="Times New Roman"/>
         </w:rPr>
         <w:t>Chi phí khác hai bên thỏa thuận bổ sung nếu xét thấy cần thiết và đúng quy định của pháp luật.</w:t>
       </w:r>
@@ -2795,7 +2795,7 @@
       </w:pPr>
       <w:r>
         <w:rPr>
-          <w:rFonts w:ascii="Times New Roman" w:hAnsi="Times New Roman" w:cs="Times New Roman"/>
+          <w:rFonts w:ascii="Times New Roman" w:hAnsi="Times New Roman" w:cs="Times New Roman" w:eastAsia="Times New Roman"/>
           <w:b/>
         </w:rPr>
         <w:t>Điều 7. Đơn phương chấm dứt thực hiện hợp đồng dịch vụ</w:t>
@@ -2811,20 +2811,20 @@
       </w:pPr>
       <w:r>
         <w:rPr>
-          <w:rFonts w:ascii="Times New Roman" w:hAnsi="Times New Roman" w:cs="Times New Roman"/>
+          <w:rFonts w:ascii="Times New Roman" w:hAnsi="Times New Roman" w:cs="Times New Roman" w:eastAsia="Times New Roman"/>
         </w:rPr>
         <w:t xml:space="preserve">1. Trường hợp việc tiếp tục thực hiện công việc không có lợi cho bên A thì bên A có quyền đơn phương chấm dứt thực hiện hợp đồng, nhưng phải báo cho bên B biết trước </w:t>
       </w:r>
       <w:r>
         <w:rPr>
-          <w:rFonts w:ascii="Times New Roman" w:hAnsi="Times New Roman" w:cs="Times New Roman"/>
+          <w:rFonts w:ascii="Times New Roman" w:hAnsi="Times New Roman" w:cs="Times New Roman" w:eastAsia="Times New Roman"/>
           <w:lang w:val="en-US"/>
         </w:rPr>
         <w:t>{{ num_date_notice_cancel }}</w:t>
       </w:r>
       <w:r>
         <w:rPr>
-          <w:rFonts w:ascii="Times New Roman" w:hAnsi="Times New Roman" w:cs="Times New Roman"/>
+          <w:rFonts w:ascii="Times New Roman" w:hAnsi="Times New Roman" w:cs="Times New Roman" w:eastAsia="Times New Roman"/>
         </w:rPr>
         <w:t xml:space="preserve"> ngày. Bên A phải trả tiền dịch vụ theo phần dịch vụ mà bên B đã thực hiện và bồi thường thiệt hại.</w:t>
       </w:r>
@@ -2839,7 +2839,7 @@
       </w:pPr>
       <w:r>
         <w:rPr>
-          <w:rFonts w:ascii="Times New Roman" w:hAnsi="Times New Roman" w:cs="Times New Roman"/>
+          <w:rFonts w:ascii="Times New Roman" w:hAnsi="Times New Roman" w:cs="Times New Roman" w:eastAsia="Times New Roman"/>
         </w:rPr>
         <w:t>2. Trường hợp bên A vi phạm nghiêm trọng nghĩa vụ thì bên B có quyền đơn phương chấm dứt thực hiện hợp đồng và yêu cầu bồi thường thiệt hại.</w:t>
       </w:r>
@@ -2855,7 +2855,7 @@
       </w:pPr>
       <w:r>
         <w:rPr>
-          <w:rFonts w:ascii="Times New Roman" w:hAnsi="Times New Roman" w:cs="Times New Roman"/>
+          <w:rFonts w:ascii="Times New Roman" w:hAnsi="Times New Roman" w:cs="Times New Roman" w:eastAsia="Times New Roman"/>
           <w:b/>
         </w:rPr>
         <w:t>Điều 8. Phương thức giải quyết tranh chấp</w:t>
@@ -2871,7 +2871,7 @@
       </w:pPr>
       <w:r>
         <w:rPr>
-          <w:rFonts w:ascii="Times New Roman" w:hAnsi="Times New Roman" w:cs="Times New Roman"/>
+          <w:rFonts w:ascii="Times New Roman" w:hAnsi="Times New Roman" w:cs="Times New Roman" w:eastAsia="Times New Roman"/>
         </w:rPr>
         <w:t>Trong quá trình thực hiện hợp đồng, nếu có vấn đề phát sinh cần giải quyết, thì hai bên tiến hành thỏa thuận và thống nhất giải quyết kịp thời, hợp tình và hợp lý. Trường hợp không thỏa thuận được thì một trong các bên có quyền khởi kiện tại tòa án có thẩm quyền theo quy định của pháp luật.</w:t>
       </w:r>
@@ -2887,7 +2887,7 @@
       </w:pPr>
       <w:r>
         <w:rPr>
-          <w:rFonts w:ascii="Times New Roman" w:hAnsi="Times New Roman" w:cs="Times New Roman"/>
+          <w:rFonts w:ascii="Times New Roman" w:hAnsi="Times New Roman" w:cs="Times New Roman" w:eastAsia="Times New Roman"/>
           <w:b/>
         </w:rPr>
         <w:t>Điều 9. Các thoả thuận khác</w:t>
@@ -2903,7 +2903,7 @@
       </w:pPr>
       <w:r>
         <w:rPr>
-          <w:rFonts w:ascii="Times New Roman" w:hAnsi="Times New Roman" w:cs="Times New Roman"/>
+          <w:rFonts w:ascii="Times New Roman" w:hAnsi="Times New Roman" w:cs="Times New Roman" w:eastAsia="Times New Roman"/>
         </w:rPr>
         <w:t>Bên A và bên B đồng ý đã hiểu rõ quyền, nghĩa vụ, lợi ích hợp pháp của mình và hậu quả pháp lý của việc giao kết hợp đồng này.</w:t>
       </w:r>
@@ -2918,7 +2918,7 @@
       </w:pPr>
       <w:r>
         <w:rPr>
-          <w:rFonts w:ascii="Times New Roman" w:hAnsi="Times New Roman" w:cs="Times New Roman"/>
+          <w:rFonts w:ascii="Times New Roman" w:hAnsi="Times New Roman" w:cs="Times New Roman" w:eastAsia="Times New Roman"/>
         </w:rPr>
         <w:t>Bên A và bên B đồng ý thực hiện theo đúng các điều khoản trong hợp đồng này và không nêu thêm điều kiện gì khác.</w:t>
       </w:r>
@@ -2934,46 +2934,46 @@
       </w:pPr>
       <w:r>
         <w:rPr>
-          <w:rFonts w:ascii="Times New Roman" w:hAnsi="Times New Roman" w:cs="Times New Roman"/>
+          <w:rFonts w:ascii="Times New Roman" w:hAnsi="Times New Roman" w:cs="Times New Roman" w:eastAsia="Times New Roman"/>
         </w:rPr>
         <w:t xml:space="preserve">Hợp đồng này được lập thành </w:t>
       </w:r>
       <w:r>
         <w:rPr>
-          <w:rFonts w:ascii="Times New Roman" w:hAnsi="Times New Roman" w:cs="Times New Roman"/>
+          <w:rFonts w:ascii="Times New Roman" w:hAnsi="Times New Roman" w:cs="Times New Roman" w:eastAsia="Times New Roman"/>
           <w:lang w:val="en-US"/>
         </w:rPr>
         <w:t>2</w:t>
       </w:r>
       <w:r>
         <w:rPr>
-          <w:rFonts w:ascii="Times New Roman" w:hAnsi="Times New Roman" w:cs="Times New Roman"/>
+          <w:rFonts w:ascii="Times New Roman" w:hAnsi="Times New Roman" w:cs="Times New Roman" w:eastAsia="Times New Roman"/>
         </w:rPr>
         <w:t xml:space="preserve"> bản, có giá trị pháp lý như nhau và được giao cho bên A </w:t>
       </w:r>
       <w:r>
         <w:rPr>
-          <w:rFonts w:ascii="Times New Roman" w:hAnsi="Times New Roman" w:cs="Times New Roman"/>
+          <w:rFonts w:ascii="Times New Roman" w:hAnsi="Times New Roman" w:cs="Times New Roman" w:eastAsia="Times New Roman"/>
           <w:lang w:val="en-US"/>
         </w:rPr>
         <w:t>1</w:t>
       </w:r>
       <w:r>
         <w:rPr>
-          <w:rFonts w:ascii="Times New Roman" w:hAnsi="Times New Roman" w:cs="Times New Roman"/>
+          <w:rFonts w:ascii="Times New Roman" w:hAnsi="Times New Roman" w:cs="Times New Roman" w:eastAsia="Times New Roman"/>
         </w:rPr>
         <w:t xml:space="preserve"> bản, bên B </w:t>
       </w:r>
       <w:r>
         <w:rPr>
-          <w:rFonts w:ascii="Times New Roman" w:hAnsi="Times New Roman" w:cs="Times New Roman"/>
+          <w:rFonts w:ascii="Times New Roman" w:hAnsi="Times New Roman" w:cs="Times New Roman" w:eastAsia="Times New Roman"/>
           <w:lang w:val="en-US"/>
         </w:rPr>
         <w:t>1</w:t>
       </w:r>
       <w:r>
         <w:rPr>
-          <w:rFonts w:ascii="Times New Roman" w:hAnsi="Times New Roman" w:cs="Times New Roman"/>
+          <w:rFonts w:ascii="Times New Roman" w:hAnsi="Times New Roman" w:cs="Times New Roman" w:eastAsia="Times New Roman"/>
         </w:rPr>
         <w:t xml:space="preserve"> bản.</w:t>
       </w:r>
@@ -3027,7 +3027,7 @@
             </w:pPr>
             <w:r>
               <w:rPr>
-                <w:rFonts w:ascii="Times New Roman" w:hAnsi="Times New Roman" w:cs="Times New Roman"/>
+                <w:rFonts w:ascii="Times New Roman" w:hAnsi="Times New Roman" w:cs="Times New Roman" w:eastAsia="Times New Roman"/>
                 <w:b/>
               </w:rPr>
               <w:t>ĐẠI DIỆN BÊN A</w:t>
@@ -3060,7 +3060,7 @@
             </w:pPr>
             <w:r>
               <w:rPr>
-                <w:rFonts w:ascii="Times New Roman" w:hAnsi="Times New Roman" w:cs="Times New Roman"/>
+                <w:rFonts w:ascii="Times New Roman" w:hAnsi="Times New Roman" w:cs="Times New Roman" w:eastAsia="Times New Roman"/>
                 <w:b/>
               </w:rPr>
               <w:t>ĐẠI DIỆN BÊN B</w:t>
@@ -3100,14 +3100,14 @@
             </w:pPr>
             <w:r>
               <w:rPr>
-                <w:rFonts w:ascii="Times New Roman" w:hAnsi="Times New Roman" w:cs="Times New Roman"/>
+                <w:rFonts w:ascii="Times New Roman" w:hAnsi="Times New Roman" w:cs="Times New Roman" w:eastAsia="Times New Roman"/>
                 <w:b/>
               </w:rPr>
               <w:t>(Ký, họ tên và đóng dấu (nếu có)</w:t>
             </w:r>
             <w:r>
               <w:rPr>
-                <w:rFonts w:ascii="Times New Roman" w:hAnsi="Times New Roman" w:cs="Times New Roman"/>
+                <w:rFonts w:ascii="Times New Roman" w:hAnsi="Times New Roman" w:cs="Times New Roman" w:eastAsia="Times New Roman"/>
                 <w:b/>
                 <w:lang w:val="en-US"/>
               </w:rPr>
@@ -3150,7 +3150,7 @@
             </w:pPr>
             <w:r>
               <w:rPr>
-                <w:rFonts w:ascii="Times New Roman" w:hAnsi="Times New Roman" w:cs="Times New Roman"/>
+                <w:rFonts w:ascii="Times New Roman" w:hAnsi="Times New Roman" w:cs="Times New Roman" w:eastAsia="Times New Roman"/>
                 <w:b/>
                 <w:bCs/>
                 <w:i/>
@@ -3189,14 +3189,14 @@
             </w:pPr>
             <w:r>
               <w:rPr>
-                <w:rFonts w:ascii="Times New Roman" w:hAnsi="Times New Roman" w:cs="Times New Roman"/>
+                <w:rFonts w:ascii="Times New Roman" w:hAnsi="Times New Roman" w:cs="Times New Roman" w:eastAsia="Times New Roman"/>
                 <w:b/>
               </w:rPr>
               <w:t>(Ký, họ tên và đóng dấu (nếu có)</w:t>
             </w:r>
             <w:r>
               <w:rPr>
-                <w:rFonts w:ascii="Times New Roman" w:hAnsi="Times New Roman" w:cs="Times New Roman"/>
+                <w:rFonts w:ascii="Times New Roman" w:hAnsi="Times New Roman" w:cs="Times New Roman" w:eastAsia="Times New Roman"/>
                 <w:b/>
                 <w:lang w:val="en-US"/>
               </w:rPr>
@@ -3239,7 +3239,7 @@
             </w:pPr>
             <w:r>
               <w:rPr>
-                <w:rFonts w:ascii="Times New Roman" w:hAnsi="Times New Roman" w:cs="Times New Roman"/>
+                <w:rFonts w:ascii="Times New Roman" w:hAnsi="Times New Roman" w:cs="Times New Roman" w:eastAsia="Times New Roman"/>
                 <w:b/>
                 <w:bCs/>
                 <w:i/>
@@ -3803,6 +3803,10 @@
   <w:style w:type="paragraph" w:styleId="Normal" w:default="1">
     <w:name w:val="Normal"/>
     <w:qFormat/>
+    <w:rPr>
+      <w:rFonts w:ascii="Times New Roman" w:hAnsi="Times New Roman" w:eastAsia="Times New Roman"/>
+      <w:sz w:val="26"/>
+    </w:rPr>
   </w:style>
   <w:style w:type="paragraph" w:styleId="Heading1">
     <w:name w:val="heading 1"/>
